--- a/docs/Module2_Agile.docx
+++ b/docs/Module2_Agile.docx
@@ -4,36 +4,37 @@
   <w:body>
     <w:p>
       <w:pPr>
-        <w:pStyle w:val="2"/>
-        <w:jc w:val="center"/>
+        <w:pStyle w:val="37"/>
       </w:pPr>
       <w:r>
-        <w:rPr>
-          <w:rFonts w:hint="default"/>
-          <w:lang w:val="en-US"/>
-        </w:rPr>
-        <w:t xml:space="preserve">      </w:t>
+        <w:t xml:space="preserve">WellAdapt – (Module </w:t>
       </w:r>
       <w:r>
-        <w:t>WellAdapt – Agile</w:t>
+        <w:rPr>
+          <w:rFonts w:hint="cs" w:cstheme="majorBidi"/>
+          <w:rtl/>
+          <w:lang w:val="en-US" w:bidi="ar-EG"/>
+        </w:rPr>
+        <w:t>2</w:t>
+      </w:r>
+      <w:r>
+        <w:t>)</w:t>
       </w:r>
     </w:p>
     <w:p>
       <w:pPr>
         <w:pStyle w:val="3"/>
-      </w:pPr>
-    </w:p>
-    <w:p>
-      <w:pPr>
-        <w:pStyle w:val="3"/>
-      </w:pPr>
-    </w:p>
-    <w:p>
-      <w:pPr>
-        <w:pStyle w:val="3"/>
+        <w:numPr>
+          <w:ilvl w:val="0"/>
+          <w:numId w:val="7"/>
+        </w:numPr>
       </w:pPr>
       <w:r>
-        <w:t>1. Agile vs. Plan-Driven Fit</w:t>
+        <w:rPr>
+          <w:sz w:val="24"/>
+          <w:szCs w:val="24"/>
+        </w:rPr>
+        <w:t>Agile vs. Plan-Driven Fit</w:t>
       </w:r>
     </w:p>
     <w:p>
@@ -76,31 +77,52 @@
         <w:t>• Incremental releases allow early value delivery.</w:t>
       </w:r>
     </w:p>
+    <w:p/>
     <w:p>
       <w:pPr>
         <w:pStyle w:val="3"/>
+        <w:rPr>
+          <w:sz w:val="24"/>
+          <w:szCs w:val="24"/>
+        </w:rPr>
       </w:pPr>
       <w:r>
+        <w:rPr>
+          <w:sz w:val="24"/>
+          <w:szCs w:val="24"/>
+        </w:rPr>
         <w:t xml:space="preserve">2. Avoiding </w:t>
       </w:r>
       <w:r>
         <w:rPr>
           <w:rFonts w:hint="default"/>
+          <w:sz w:val="24"/>
+          <w:szCs w:val="24"/>
           <w:lang w:val="en-US"/>
         </w:rPr>
         <w:t>“</w:t>
       </w:r>
       <w:r>
+        <w:rPr>
+          <w:sz w:val="24"/>
+          <w:szCs w:val="24"/>
+        </w:rPr>
         <w:t>Flaccid Scrum</w:t>
       </w:r>
       <w:r>
         <w:rPr>
           <w:rFonts w:hint="default"/>
+          <w:sz w:val="24"/>
+          <w:szCs w:val="24"/>
           <w:lang w:val="en-US"/>
         </w:rPr>
         <w:t>”</w:t>
       </w:r>
       <w:r>
+        <w:rPr>
+          <w:sz w:val="24"/>
+          <w:szCs w:val="24"/>
+        </w:rPr>
         <w:t xml:space="preserve"> from Day One</w:t>
       </w:r>
     </w:p>
@@ -149,11 +171,20 @@
         <w:t>• Small Incremental Releases: Keeps development focused and controlled.</w:t>
       </w:r>
     </w:p>
+    <w:p/>
     <w:p>
       <w:pPr>
         <w:pStyle w:val="3"/>
+        <w:rPr>
+          <w:sz w:val="24"/>
+          <w:szCs w:val="24"/>
+        </w:rPr>
       </w:pPr>
       <w:r>
+        <w:rPr>
+          <w:sz w:val="24"/>
+          <w:szCs w:val="24"/>
+        </w:rPr>
         <w:t>3. YAGNI Exception – Implicit System Requirements</w:t>
       </w:r>
     </w:p>
@@ -172,168 +203,944 @@
         <w:t>• Reliability &amp; Data Integrity: Accurate tracking with no data loss.</w:t>
       </w:r>
     </w:p>
+    <w:p/>
     <w:p>
       <w:pPr>
-        <w:pStyle w:val="3"/>
+        <w:pStyle w:val="4"/>
+        <w:keepNext w:val="0"/>
+        <w:keepLines w:val="0"/>
+        <w:widowControl/>
+        <w:suppressLineNumbers w:val="0"/>
+        <w:rPr>
+          <w:sz w:val="24"/>
+          <w:szCs w:val="24"/>
+        </w:rPr>
       </w:pPr>
       <w:r>
+        <w:rPr>
+          <w:b/>
+          <w:bCs/>
+          <w:sz w:val="24"/>
+          <w:szCs w:val="24"/>
+        </w:rPr>
         <w:t>4. Role Definition</w:t>
       </w:r>
     </w:p>
     <w:p>
+      <w:pPr>
+        <w:pStyle w:val="33"/>
+        <w:keepNext w:val="0"/>
+        <w:keepLines w:val="0"/>
+        <w:widowControl/>
+        <w:suppressLineNumbers w:val="0"/>
+        <w:ind w:left="720"/>
+      </w:pPr>
       <w:r>
         <w:rPr>
           <w:b/>
+          <w:bCs/>
         </w:rPr>
         <w:t>Product Owner (PO):</w:t>
       </w:r>
     </w:p>
     <w:p>
+      <w:pPr>
+        <w:pStyle w:val="33"/>
+        <w:keepNext w:val="0"/>
+        <w:keepLines w:val="0"/>
+        <w:widowControl/>
+        <w:suppressLineNumbers w:val="0"/>
+        <w:ind w:left="1440"/>
+        <w:rPr>
+          <w:sz w:val="22"/>
+          <w:szCs w:val="22"/>
+        </w:rPr>
+      </w:pPr>
       <w:r>
-        <w:t>Defines and prioritizes the backlog and represents end users.</w:t>
+        <w:rPr>
+          <w:b/>
+          <w:bCs/>
+          <w:sz w:val="22"/>
+          <w:szCs w:val="22"/>
+        </w:rPr>
+        <w:t>Responsibilities:</w:t>
+      </w:r>
+      <w:r>
+        <w:rPr>
+          <w:sz w:val="22"/>
+          <w:szCs w:val="22"/>
+        </w:rPr>
+        <w:t xml:space="preserve"> Acts as the "Value Maximizer" and the primary bridge between the development team and external </w:t>
+      </w:r>
+      <w:r>
+        <w:rPr>
+          <w:b/>
+          <w:bCs/>
+          <w:sz w:val="22"/>
+          <w:szCs w:val="22"/>
+        </w:rPr>
+        <w:t>Stakeholders</w:t>
+      </w:r>
+      <w:r>
+        <w:rPr>
+          <w:sz w:val="22"/>
+          <w:szCs w:val="22"/>
+        </w:rPr>
+        <w:t xml:space="preserve"> (such as University fitness directors, nutrition consultants, and health data auditors).</w:t>
       </w:r>
     </w:p>
     <w:p>
+      <w:pPr>
+        <w:pStyle w:val="33"/>
+        <w:keepNext w:val="0"/>
+        <w:keepLines w:val="0"/>
+        <w:widowControl/>
+        <w:suppressLineNumbers w:val="0"/>
+        <w:ind w:left="1440"/>
+        <w:rPr>
+          <w:sz w:val="22"/>
+          <w:szCs w:val="22"/>
+        </w:rPr>
+      </w:pPr>
       <w:r>
         <w:rPr>
           <w:b/>
+          <w:bCs/>
+          <w:sz w:val="22"/>
+          <w:szCs w:val="22"/>
+        </w:rPr>
+        <w:t>Context:</w:t>
+      </w:r>
+      <w:r>
+        <w:rPr>
+          <w:sz w:val="22"/>
+          <w:szCs w:val="22"/>
+        </w:rPr>
+        <w:t xml:space="preserve"> The PO is responsible for translating stakeholder needs into a prioritized Product Backlog. They ensure the </w:t>
+      </w:r>
+      <w:r>
+        <w:rPr>
+          <w:b/>
+          <w:bCs/>
+          <w:sz w:val="22"/>
+          <w:szCs w:val="22"/>
+        </w:rPr>
+        <w:t>Adaptive Planning Engine</w:t>
+      </w:r>
+      <w:r>
+        <w:rPr>
+          <w:sz w:val="22"/>
+          <w:szCs w:val="22"/>
+        </w:rPr>
+        <w:t xml:space="preserve"> aligns with both user desires and professional health standards, making the final call on which features deliver the most business value.</w:t>
+      </w:r>
+    </w:p>
+    <w:p>
+      <w:pPr>
+        <w:pStyle w:val="33"/>
+        <w:keepNext w:val="0"/>
+        <w:keepLines w:val="0"/>
+        <w:widowControl/>
+        <w:suppressLineNumbers w:val="0"/>
+        <w:ind w:left="720"/>
+      </w:pPr>
+      <w:r>
+        <w:rPr>
+          <w:b/>
+          <w:bCs/>
         </w:rPr>
         <w:t>Scrum Master:</w:t>
       </w:r>
     </w:p>
     <w:p>
+      <w:pPr>
+        <w:pStyle w:val="33"/>
+        <w:keepNext w:val="0"/>
+        <w:keepLines w:val="0"/>
+        <w:widowControl/>
+        <w:suppressLineNumbers w:val="0"/>
+        <w:ind w:left="1440"/>
+        <w:rPr>
+          <w:sz w:val="22"/>
+          <w:szCs w:val="22"/>
+        </w:rPr>
+      </w:pPr>
       <w:r>
-        <w:t>Ensures Scrum practices, removes blockers, and protects the team from scope creep.</w:t>
+        <w:rPr>
+          <w:b/>
+          <w:bCs/>
+          <w:sz w:val="22"/>
+          <w:szCs w:val="22"/>
+        </w:rPr>
+        <w:t>Responsibilities:</w:t>
       </w:r>
-      <w:bookmarkStart w:id="0" w:name="_GoBack"/>
-      <w:bookmarkEnd w:id="0"/>
+      <w:r>
+        <w:rPr>
+          <w:sz w:val="22"/>
+          <w:szCs w:val="22"/>
+        </w:rPr>
+        <w:t xml:space="preserve"> A "Servant Leader" who facilitates Scrum ceremonies and removes technical or organizational blockers.</w:t>
+      </w:r>
+    </w:p>
+    <w:p>
+      <w:pPr>
+        <w:pStyle w:val="33"/>
+        <w:keepNext w:val="0"/>
+        <w:keepLines w:val="0"/>
+        <w:widowControl/>
+        <w:suppressLineNumbers w:val="0"/>
+        <w:ind w:left="1440"/>
+        <w:rPr>
+          <w:sz w:val="22"/>
+          <w:szCs w:val="22"/>
+        </w:rPr>
+      </w:pPr>
+      <w:r>
+        <w:rPr>
+          <w:b/>
+          <w:bCs/>
+          <w:sz w:val="22"/>
+          <w:szCs w:val="22"/>
+        </w:rPr>
+        <w:t>Context:</w:t>
+      </w:r>
+      <w:r>
+        <w:rPr>
+          <w:sz w:val="22"/>
+          <w:szCs w:val="22"/>
+        </w:rPr>
+        <w:t xml:space="preserve"> The Scrum Master protects the team from "Scope Creep" and ensures that the 15-member team adheres to Agile principles (like keeping Sprints under 4 weeks). They coach the team on self-organization and manage the interface between the three sub-teams to ensure a unified product vision.</w:t>
+      </w:r>
     </w:p>
     <w:p>
       <w:pPr>
         <w:pStyle w:val="3"/>
+        <w:rPr>
+          <w:sz w:val="24"/>
+          <w:szCs w:val="24"/>
+        </w:rPr>
       </w:pPr>
       <w:r>
+        <w:rPr>
+          <w:sz w:val="24"/>
+          <w:szCs w:val="24"/>
+        </w:rPr>
         <w:t>5. Scaling and Team Location</w:t>
       </w:r>
     </w:p>
     <w:p>
+      <w:pPr>
+        <w:pStyle w:val="33"/>
+        <w:keepNext w:val="0"/>
+        <w:keepLines w:val="0"/>
+        <w:widowControl/>
+        <w:suppressLineNumbers w:val="0"/>
+        <w:rPr>
+          <w:sz w:val="22"/>
+          <w:szCs w:val="22"/>
+        </w:rPr>
+      </w:pPr>
       <w:r>
-        <w:t>With a 15-member budget:</w:t>
+        <w:rPr>
+          <w:rFonts w:hint="cs" w:cs="Times New Roman"/>
+          <w:b/>
+          <w:bCs/>
+          <w:sz w:val="40"/>
+          <w:szCs w:val="40"/>
+          <w:rtl/>
+          <w:lang w:val="en-US" w:bidi="ar-EG"/>
+        </w:rPr>
+        <w:t>.</w:t>
+      </w:r>
+      <w:r>
+        <w:rPr>
+          <w:sz w:val="22"/>
+          <w:szCs w:val="22"/>
+        </w:rPr>
+        <w:t xml:space="preserve">With a 15-member budget, we will split into </w:t>
+      </w:r>
+      <w:r>
+        <w:rPr>
+          <w:b/>
+          <w:bCs/>
+          <w:sz w:val="22"/>
+          <w:szCs w:val="22"/>
+        </w:rPr>
+        <w:t>3 cross-functional Scrum teams</w:t>
+      </w:r>
+      <w:r>
+        <w:rPr>
+          <w:sz w:val="22"/>
+          <w:szCs w:val="22"/>
+        </w:rPr>
+        <w:t xml:space="preserve"> (5 members each):</w:t>
       </w:r>
     </w:p>
     <w:p>
+      <w:pPr>
+        <w:pStyle w:val="33"/>
+        <w:keepNext w:val="0"/>
+        <w:keepLines w:val="0"/>
+        <w:widowControl/>
+        <w:numPr>
+          <w:ilvl w:val="0"/>
+          <w:numId w:val="8"/>
+        </w:numPr>
+        <w:suppressLineNumbers w:val="0"/>
+        <w:ind w:left="720" w:leftChars="0" w:firstLine="720" w:firstLineChars="0"/>
+        <w:rPr>
+          <w:sz w:val="22"/>
+          <w:szCs w:val="22"/>
+        </w:rPr>
+      </w:pPr>
       <w:r>
-        <w:t>Split into 3 cross-functional Scrum teams (5 members each).</w:t>
+        <w:rPr>
+          <w:b/>
+          <w:bCs/>
+          <w:sz w:val="22"/>
+          <w:szCs w:val="22"/>
+        </w:rPr>
+        <w:t>Core System Team:</w:t>
+      </w:r>
+      <w:r>
+        <w:rPr>
+          <w:sz w:val="22"/>
+          <w:szCs w:val="22"/>
+        </w:rPr>
+        <w:t xml:space="preserve"> Focuses on backend and security.</w:t>
       </w:r>
     </w:p>
     <w:p>
+      <w:pPr>
+        <w:pStyle w:val="33"/>
+        <w:keepNext w:val="0"/>
+        <w:keepLines w:val="0"/>
+        <w:widowControl/>
+        <w:numPr>
+          <w:ilvl w:val="0"/>
+          <w:numId w:val="8"/>
+        </w:numPr>
+        <w:suppressLineNumbers w:val="0"/>
+        <w:ind w:left="720" w:leftChars="0" w:firstLine="720" w:firstLineChars="0"/>
+        <w:rPr>
+          <w:sz w:val="22"/>
+          <w:szCs w:val="22"/>
+        </w:rPr>
+      </w:pPr>
       <w:r>
-        <w:t>Example structure:</w:t>
+        <w:rPr>
+          <w:b/>
+          <w:bCs/>
+          <w:sz w:val="22"/>
+          <w:szCs w:val="22"/>
+        </w:rPr>
+        <w:t>Planning/Analytics Team:</w:t>
+      </w:r>
+      <w:r>
+        <w:rPr>
+          <w:sz w:val="22"/>
+          <w:szCs w:val="22"/>
+        </w:rPr>
+        <w:t xml:space="preserve"> Manages the Adaptive Engine logic.</w:t>
       </w:r>
     </w:p>
     <w:p>
+      <w:pPr>
+        <w:pStyle w:val="33"/>
+        <w:keepNext w:val="0"/>
+        <w:keepLines w:val="0"/>
+        <w:widowControl/>
+        <w:numPr>
+          <w:ilvl w:val="0"/>
+          <w:numId w:val="8"/>
+        </w:numPr>
+        <w:suppressLineNumbers w:val="0"/>
+        <w:ind w:left="720" w:leftChars="0" w:firstLine="720" w:firstLineChars="0"/>
+        <w:rPr>
+          <w:sz w:val="22"/>
+          <w:szCs w:val="22"/>
+        </w:rPr>
+      </w:pPr>
       <w:r>
         <w:rPr>
-          <w:rFonts w:hint="default"/>
-          <w:lang w:val="en-US"/>
+          <w:b/>
+          <w:bCs/>
+          <w:sz w:val="22"/>
+          <w:szCs w:val="22"/>
         </w:rPr>
-        <w:t>1-</w:t>
+        <w:t>Frontend &amp; UX Team:</w:t>
       </w:r>
       <w:r>
-        <w:t xml:space="preserve"> Core System Team</w:t>
+        <w:rPr>
+          <w:sz w:val="22"/>
+          <w:szCs w:val="22"/>
+        </w:rPr>
+        <w:t xml:space="preserve"> Ensures a seamless web/mobile experience.</w:t>
       </w:r>
     </w:p>
     <w:p>
+      <w:pPr>
+        <w:pStyle w:val="33"/>
+        <w:keepNext w:val="0"/>
+        <w:keepLines w:val="0"/>
+        <w:widowControl/>
+        <w:suppressLineNumbers w:val="0"/>
+        <w:rPr>
+          <w:sz w:val="22"/>
+          <w:szCs w:val="22"/>
+        </w:rPr>
+      </w:pPr>
       <w:r>
         <w:rPr>
-          <w:rFonts w:hint="default"/>
-          <w:lang w:val="en-US"/>
+          <w:b/>
+          <w:bCs/>
+          <w:sz w:val="22"/>
+          <w:szCs w:val="22"/>
         </w:rPr>
-        <w:t>2-</w:t>
+        <w:t>Work Model Discussion:</w:t>
       </w:r>
       <w:r>
-        <w:t xml:space="preserve"> Planning/Analytics Team</w:t>
+        <w:rPr>
+          <w:sz w:val="22"/>
+          <w:szCs w:val="22"/>
+        </w:rPr>
+        <w:t xml:space="preserve"> We have opted for a </w:t>
+      </w:r>
+      <w:r>
+        <w:rPr>
+          <w:b/>
+          <w:bCs/>
+          <w:sz w:val="22"/>
+          <w:szCs w:val="22"/>
+        </w:rPr>
+        <w:t>Hybrid Model</w:t>
+      </w:r>
+      <w:r>
+        <w:rPr>
+          <w:sz w:val="22"/>
+          <w:szCs w:val="22"/>
+        </w:rPr>
+        <w:t xml:space="preserve"> (3 days in-office, 2 days remote).</w:t>
       </w:r>
     </w:p>
     <w:p>
+      <w:pPr>
+        <w:pStyle w:val="33"/>
+        <w:keepNext w:val="0"/>
+        <w:keepLines w:val="0"/>
+        <w:widowControl/>
+        <w:suppressLineNumbers w:val="0"/>
+        <w:ind w:left="720"/>
+        <w:rPr>
+          <w:sz w:val="22"/>
+          <w:szCs w:val="22"/>
+        </w:rPr>
+      </w:pPr>
       <w:r>
         <w:rPr>
-          <w:rFonts w:hint="default"/>
-          <w:lang w:val="en-US"/>
+          <w:b/>
+          <w:bCs/>
+          <w:sz w:val="22"/>
+          <w:szCs w:val="22"/>
         </w:rPr>
-        <w:t>3-</w:t>
-      </w:r>
-      <w:r>
-        <w:t xml:space="preserve"> Frontend &amp; UX Team</w:t>
+        <w:t>Pros :</w:t>
       </w:r>
     </w:p>
     <w:p>
+      <w:pPr>
+        <w:pStyle w:val="33"/>
+        <w:keepNext w:val="0"/>
+        <w:keepLines w:val="0"/>
+        <w:widowControl/>
+        <w:suppressLineNumbers w:val="0"/>
+        <w:ind w:left="1440"/>
+        <w:rPr>
+          <w:sz w:val="22"/>
+          <w:szCs w:val="22"/>
+        </w:rPr>
+      </w:pPr>
       <w:r>
         <w:rPr>
           <w:b/>
+          <w:bCs/>
+          <w:sz w:val="22"/>
+          <w:szCs w:val="22"/>
+        </w:rPr>
+        <w:t>Co-location Benefits:</w:t>
+      </w:r>
+      <w:r>
+        <w:rPr>
+          <w:sz w:val="22"/>
+          <w:szCs w:val="22"/>
+        </w:rPr>
+        <w:t xml:space="preserve"> Physical presence during the first few sprints accelerates "Pair Programming" and helps bridge the "Translation Gap" for complex features like the Adaptive Engine.</w:t>
+      </w:r>
+    </w:p>
+    <w:p>
+      <w:pPr>
+        <w:pStyle w:val="33"/>
+        <w:keepNext w:val="0"/>
+        <w:keepLines w:val="0"/>
+        <w:widowControl/>
+        <w:suppressLineNumbers w:val="0"/>
+        <w:ind w:left="1440"/>
+        <w:rPr>
+          <w:sz w:val="22"/>
+          <w:szCs w:val="22"/>
+        </w:rPr>
+      </w:pPr>
+      <w:r>
+        <w:rPr>
+          <w:b/>
+          <w:bCs/>
+          <w:sz w:val="22"/>
+          <w:szCs w:val="22"/>
+        </w:rPr>
+        <w:t>Remote Flexibility:</w:t>
+      </w:r>
+      <w:r>
+        <w:rPr>
+          <w:sz w:val="22"/>
+          <w:szCs w:val="22"/>
+        </w:rPr>
+        <w:t xml:space="preserve"> Allows developers "Deep Work" time for coding without office distractions, reducing burnout.</w:t>
+      </w:r>
+    </w:p>
+    <w:p>
+      <w:pPr>
+        <w:pStyle w:val="33"/>
+        <w:keepNext w:val="0"/>
+        <w:keepLines w:val="0"/>
+        <w:widowControl/>
+        <w:suppressLineNumbers w:val="0"/>
+        <w:ind w:left="720"/>
+        <w:rPr>
+          <w:sz w:val="22"/>
+          <w:szCs w:val="22"/>
+        </w:rPr>
+      </w:pPr>
+      <w:r>
+        <w:rPr>
+          <w:b/>
+          <w:bCs/>
+          <w:sz w:val="22"/>
+          <w:szCs w:val="22"/>
+        </w:rPr>
+        <w:t>Cons :</w:t>
+      </w:r>
+    </w:p>
+    <w:p>
+      <w:pPr>
+        <w:pStyle w:val="33"/>
+        <w:keepNext w:val="0"/>
+        <w:keepLines w:val="0"/>
+        <w:widowControl/>
+        <w:suppressLineNumbers w:val="0"/>
+        <w:ind w:left="1440"/>
+        <w:rPr>
+          <w:sz w:val="22"/>
+          <w:szCs w:val="22"/>
+        </w:rPr>
+      </w:pPr>
+      <w:r>
+        <w:rPr>
+          <w:b/>
+          <w:bCs/>
+          <w:sz w:val="22"/>
+          <w:szCs w:val="22"/>
+        </w:rPr>
+        <w:t>Coordination Overhead:</w:t>
+      </w:r>
+      <w:r>
+        <w:rPr>
+          <w:sz w:val="22"/>
+          <w:szCs w:val="22"/>
+        </w:rPr>
+        <w:t xml:space="preserve"> Requires strict documentation to ensure teams 1, 2, and 3 stay synchronized when working remotely.</w:t>
+      </w:r>
+    </w:p>
+    <w:p>
+      <w:pPr>
+        <w:pStyle w:val="33"/>
+        <w:keepNext w:val="0"/>
+        <w:keepLines w:val="0"/>
+        <w:widowControl/>
+        <w:suppressLineNumbers w:val="0"/>
+        <w:ind w:left="1440"/>
+        <w:rPr>
+          <w:sz w:val="22"/>
+          <w:szCs w:val="22"/>
+        </w:rPr>
+      </w:pPr>
+      <w:r>
+        <w:rPr>
+          <w:b/>
+          <w:bCs/>
+          <w:sz w:val="22"/>
+          <w:szCs w:val="22"/>
+        </w:rPr>
+        <w:t>Communication Lag:</w:t>
+      </w:r>
+      <w:r>
+        <w:rPr>
+          <w:sz w:val="22"/>
+          <w:szCs w:val="22"/>
+        </w:rPr>
+        <w:t xml:space="preserve"> Potential delays in decision-making during remote days if a "Blocker" arises.</w:t>
+      </w:r>
+    </w:p>
+    <w:p>
+      <w:pPr>
+        <w:rPr>
+          <w:sz w:val="22"/>
+          <w:szCs w:val="22"/>
+        </w:rPr>
+      </w:pPr>
+      <w:r>
+        <w:rPr>
+          <w:b/>
+          <w:sz w:val="22"/>
+          <w:szCs w:val="22"/>
         </w:rPr>
         <w:t>Work Model:</w:t>
       </w:r>
     </w:p>
     <w:p>
+      <w:pPr>
+        <w:rPr>
+          <w:sz w:val="22"/>
+          <w:szCs w:val="22"/>
+        </w:rPr>
+      </w:pPr>
       <w:r>
+        <w:rPr>
+          <w:sz w:val="22"/>
+          <w:szCs w:val="22"/>
+        </w:rPr>
         <w:t>Hybrid model with daily online stand-ups and structured sprint reviews.</w:t>
       </w:r>
     </w:p>
     <w:p>
       <w:pPr>
-        <w:pStyle w:val="3"/>
+        <w:rPr>
+          <w:sz w:val="22"/>
+          <w:szCs w:val="22"/>
+        </w:rPr>
+      </w:pPr>
+    </w:p>
+    <w:p>
+      <w:pPr>
+        <w:pStyle w:val="4"/>
+        <w:keepNext w:val="0"/>
+        <w:keepLines w:val="0"/>
+        <w:widowControl/>
+        <w:suppressLineNumbers w:val="0"/>
       </w:pPr>
       <w:r>
+        <w:rPr>
+          <w:b/>
+          <w:bCs/>
+        </w:rPr>
         <w:t>6. Handling Hidden Complexity</w:t>
       </w:r>
     </w:p>
     <w:p>
+      <w:pPr>
+        <w:pStyle w:val="33"/>
+        <w:keepNext w:val="0"/>
+        <w:keepLines w:val="0"/>
+        <w:widowControl/>
+        <w:suppressLineNumbers w:val="0"/>
+        <w:rPr>
+          <w:sz w:val="22"/>
+          <w:szCs w:val="22"/>
+        </w:rPr>
+      </w:pPr>
       <w:r>
-        <w:t>Since the project is new:</w:t>
+        <w:rPr>
+          <w:sz w:val="22"/>
+          <w:szCs w:val="22"/>
+        </w:rPr>
+        <w:t xml:space="preserve">Since </w:t>
+      </w:r>
+      <w:r>
+        <w:rPr>
+          <w:b/>
+          <w:bCs/>
+          <w:sz w:val="22"/>
+          <w:szCs w:val="22"/>
+        </w:rPr>
+        <w:t>WellAdapt</w:t>
+      </w:r>
+      <w:r>
+        <w:rPr>
+          <w:sz w:val="22"/>
+          <w:szCs w:val="22"/>
+        </w:rPr>
+        <w:t xml:space="preserve"> is a new product with no past performance data (velocity), the team will use an </w:t>
+      </w:r>
+      <w:r>
+        <w:rPr>
+          <w:b/>
+          <w:bCs/>
+          <w:sz w:val="22"/>
+          <w:szCs w:val="22"/>
+        </w:rPr>
+        <w:t>Empirical and Adaptive approach</w:t>
+      </w:r>
+      <w:r>
+        <w:rPr>
+          <w:sz w:val="22"/>
+          <w:szCs w:val="22"/>
+        </w:rPr>
+        <w:t xml:space="preserve"> rather than a predictive one:</w:t>
       </w:r>
     </w:p>
     <w:p>
+      <w:pPr>
+        <w:pStyle w:val="33"/>
+        <w:keepNext w:val="0"/>
+        <w:keepLines w:val="0"/>
+        <w:widowControl/>
+        <w:suppressLineNumbers w:val="0"/>
+        <w:ind w:left="920" w:leftChars="327" w:hanging="201" w:hangingChars="50"/>
+        <w:rPr>
+          <w:sz w:val="22"/>
+          <w:szCs w:val="22"/>
+        </w:rPr>
+      </w:pPr>
       <w:r>
-        <w:t>• Use Story Points instead of time estimation.</w:t>
-      </w:r>
-    </w:p>
-    <w:p>
-      <w:r>
-        <w:t>• Start with a simple MVP to validate core functionality.</w:t>
-      </w:r>
-    </w:p>
-    <w:p>
-      <w:r>
-        <w:t>• Reserve buffer time for risks and uncertainty.</w:t>
-      </w:r>
-    </w:p>
-    <w:p>
-      <w:r>
-        <w:t xml:space="preserve">• Re-estimate after Sprint </w:t>
+        <w:rPr>
+          <w:rFonts w:hint="default"/>
+          <w:b/>
+          <w:bCs/>
+          <w:sz w:val="40"/>
+          <w:szCs w:val="40"/>
+          <w:lang w:val="en-US"/>
+        </w:rPr>
+        <w:t>.</w:t>
       </w:r>
       <w:r>
         <w:rPr>
           <w:rFonts w:hint="default"/>
+          <w:b/>
+          <w:bCs/>
+          <w:sz w:val="22"/>
+          <w:szCs w:val="22"/>
           <w:lang w:val="en-US"/>
         </w:rPr>
-        <w:t>0</w:t>
+        <w:t xml:space="preserve"> </w:t>
       </w:r>
       <w:r>
-        <w:t xml:space="preserve"> based on actual velocity.</w:t>
+        <w:rPr>
+          <w:b/>
+          <w:bCs/>
+          <w:sz w:val="22"/>
+          <w:szCs w:val="22"/>
+        </w:rPr>
+        <w:t>Apply Spike Stories:</w:t>
+      </w:r>
+      <w:r>
+        <w:rPr>
+          <w:sz w:val="22"/>
+          <w:szCs w:val="22"/>
+        </w:rPr>
+        <w:t xml:space="preserve"> We will use research tasks (Spikes) to handle high-risk features like the </w:t>
+      </w:r>
+      <w:r>
+        <w:rPr>
+          <w:b/>
+          <w:bCs/>
+          <w:sz w:val="22"/>
+          <w:szCs w:val="22"/>
+        </w:rPr>
+        <w:t>Adaptive Planning Engine</w:t>
+      </w:r>
+      <w:r>
+        <w:rPr>
+          <w:sz w:val="22"/>
+          <w:szCs w:val="22"/>
+        </w:rPr>
+        <w:t>.</w:t>
       </w:r>
     </w:p>
     <w:p>
+      <w:pPr>
+        <w:pStyle w:val="33"/>
+        <w:keepNext w:val="0"/>
+        <w:keepLines w:val="0"/>
+        <w:widowControl/>
+        <w:suppressLineNumbers w:val="0"/>
+        <w:ind w:left="1440"/>
+        <w:rPr>
+          <w:sz w:val="22"/>
+          <w:szCs w:val="22"/>
+        </w:rPr>
+      </w:pPr>
+      <w:r>
+        <w:rPr>
+          <w:sz w:val="22"/>
+          <w:szCs w:val="22"/>
+        </w:rPr>
+        <w:t>These tasks will focus on testing new forecasting tools and evaluating integration feasibility before final estimation.</w:t>
+      </w:r>
+    </w:p>
+    <w:p>
+      <w:pPr>
+        <w:pStyle w:val="33"/>
+        <w:keepNext w:val="0"/>
+        <w:keepLines w:val="0"/>
+        <w:widowControl/>
+        <w:suppressLineNumbers w:val="0"/>
+        <w:ind w:left="920" w:leftChars="327" w:hanging="201" w:hangingChars="50"/>
+        <w:rPr>
+          <w:sz w:val="22"/>
+          <w:szCs w:val="22"/>
+        </w:rPr>
+      </w:pPr>
+      <w:r>
+        <w:rPr>
+          <w:rFonts w:hint="default"/>
+          <w:b/>
+          <w:bCs/>
+          <w:sz w:val="40"/>
+          <w:szCs w:val="40"/>
+          <w:lang w:val="en-US"/>
+        </w:rPr>
+        <w:t>.</w:t>
+      </w:r>
+      <w:r>
+        <w:rPr>
+          <w:rFonts w:hint="default"/>
+          <w:b/>
+          <w:bCs/>
+          <w:sz w:val="22"/>
+          <w:szCs w:val="22"/>
+          <w:lang w:val="en-US"/>
+        </w:rPr>
+        <w:t xml:space="preserve"> </w:t>
+      </w:r>
       <w:r>
         <w:rPr>
           <w:b/>
+          <w:bCs/>
+          <w:sz w:val="22"/>
+          <w:szCs w:val="22"/>
         </w:rPr>
-        <w:t>Approach:</w:t>
+        <w:t>Add Risk Buffers:</w:t>
+      </w:r>
+      <w:r>
+        <w:rPr>
+          <w:sz w:val="22"/>
+          <w:szCs w:val="22"/>
+        </w:rPr>
+        <w:t xml:space="preserve"> Initial estimates will include an extra uncertainty margin to account for "Hidden Complexity".</w:t>
       </w:r>
     </w:p>
     <w:p>
+      <w:pPr>
+        <w:pStyle w:val="33"/>
+        <w:keepNext w:val="0"/>
+        <w:keepLines w:val="0"/>
+        <w:widowControl/>
+        <w:suppressLineNumbers w:val="0"/>
+        <w:ind w:left="1440"/>
+        <w:rPr>
+          <w:sz w:val="22"/>
+          <w:szCs w:val="22"/>
+        </w:rPr>
+      </w:pPr>
       <w:r>
-        <w:t>Estimation should be adaptive and empirical, not predictive.</w:t>
+        <w:rPr>
+          <w:sz w:val="22"/>
+          <w:szCs w:val="22"/>
+        </w:rPr>
+        <w:t>We will explicitly include "Learning Curve Time" for the team to get familiar with new web-based tools and technologies.</w:t>
+      </w:r>
+    </w:p>
+    <w:p>
+      <w:pPr>
+        <w:pStyle w:val="33"/>
+        <w:keepNext w:val="0"/>
+        <w:keepLines w:val="0"/>
+        <w:widowControl/>
+        <w:suppressLineNumbers w:val="0"/>
+        <w:ind w:left="920" w:leftChars="327" w:hanging="201" w:hangingChars="50"/>
+        <w:rPr>
+          <w:sz w:val="22"/>
+          <w:szCs w:val="22"/>
+        </w:rPr>
+      </w:pPr>
+      <w:r>
+        <w:rPr>
+          <w:rFonts w:hint="default"/>
+          <w:b/>
+          <w:bCs/>
+          <w:sz w:val="40"/>
+          <w:szCs w:val="40"/>
+          <w:lang w:val="en-US"/>
+        </w:rPr>
+        <w:t xml:space="preserve">. </w:t>
+      </w:r>
+      <w:r>
+        <w:rPr>
+          <w:b/>
+          <w:bCs/>
+          <w:sz w:val="22"/>
+          <w:szCs w:val="22"/>
+        </w:rPr>
+        <w:t>Use Empirical Adjustment:</w:t>
+      </w:r>
+      <w:r>
+        <w:rPr>
+          <w:sz w:val="22"/>
+          <w:szCs w:val="22"/>
+        </w:rPr>
+        <w:t xml:space="preserve"> After the first 2–3 sprints, we will measure our </w:t>
+      </w:r>
+      <w:r>
+        <w:rPr>
+          <w:b/>
+          <w:bCs/>
+          <w:sz w:val="22"/>
+          <w:szCs w:val="22"/>
+        </w:rPr>
+        <w:t xml:space="preserve">Real </w:t>
+      </w:r>
+      <w:bookmarkStart w:id="0" w:name="_GoBack"/>
+      <w:bookmarkEnd w:id="0"/>
+      <w:r>
+        <w:rPr>
+          <w:b/>
+          <w:bCs/>
+          <w:sz w:val="22"/>
+          <w:szCs w:val="22"/>
+        </w:rPr>
+        <w:t>Velocity</w:t>
+      </w:r>
+      <w:r>
+        <w:rPr>
+          <w:sz w:val="22"/>
+          <w:szCs w:val="22"/>
+        </w:rPr>
+        <w:t xml:space="preserve"> (actual work completed).</w:t>
+      </w:r>
+    </w:p>
+    <w:p>
+      <w:pPr>
+        <w:pStyle w:val="33"/>
+        <w:keepNext w:val="0"/>
+        <w:keepLines w:val="0"/>
+        <w:widowControl/>
+        <w:suppressLineNumbers w:val="0"/>
+        <w:ind w:left="1440"/>
+      </w:pPr>
+      <w:r>
+        <w:rPr>
+          <w:sz w:val="22"/>
+          <w:szCs w:val="22"/>
+        </w:rPr>
+        <w:t>Based on this data, we will re-estimate the Product Backlog to ensure our timeline remains realistic.</w:t>
       </w:r>
     </w:p>
     <w:sectPr>
@@ -399,6 +1206,18 @@
 <file path=word/numbering.xml><?xml version="1.0" encoding="utf-8"?>
 <w:numbering xmlns:wpc="http://schemas.microsoft.com/office/word/2010/wordprocessingCanvas" xmlns:mc="http://schemas.openxmlformats.org/markup-compatibility/2006" xmlns:o="urn:schemas-microsoft-com:office:office" xmlns:r="http://schemas.openxmlformats.org/officeDocument/2006/relationships" xmlns:m="http://schemas.openxmlformats.org/officeDocument/2006/math" xmlns:v="urn:schemas-microsoft-com:vml" xmlns:wp14="http://schemas.microsoft.com/office/word/2010/wordprocessingDrawing" xmlns:wp="http://schemas.openxmlformats.org/drawingml/2006/wordprocessingDrawing" xmlns:w10="urn:schemas-microsoft-com:office:word" xmlns:w="http://schemas.openxmlformats.org/wordprocessingml/2006/main" xmlns:w14="http://schemas.microsoft.com/office/word/2010/wordml" xmlns:wpg="http://schemas.microsoft.com/office/word/2010/wordprocessingGroup" xmlns:wpi="http://schemas.microsoft.com/office/word/2010/wordprocessingInk" xmlns:wne="http://schemas.microsoft.com/office/word/2006/wordml" xmlns:wps="http://schemas.microsoft.com/office/word/2010/wordprocessingShape" xmlns:wpsCustomData="http://www.wps.cn/officeDocument/2013/wpsCustomData" mc:Ignorable="w14 wp14">
   <w:abstractNum w:abstractNumId="0">
+    <w:nsid w:val="DF62ABE0"/>
+    <w:multiLevelType w:val="singleLevel"/>
+    <w:tmpl w:val="DF62ABE0"/>
+    <w:lvl w:ilvl="0" w:tentative="0">
+      <w:start w:val="1"/>
+      <w:numFmt w:val="decimal"/>
+      <w:suff w:val="space"/>
+      <w:lvlText w:val="%1."/>
+      <w:lvlJc w:val="left"/>
+    </w:lvl>
+  </w:abstractNum>
+  <w:abstractNum w:abstractNumId="1">
     <w:nsid w:val="FFFFFF7E"/>
     <w:multiLevelType w:val="singleLevel"/>
     <w:tmpl w:val="FFFFFF7E"/>
@@ -416,7 +1235,7 @@
       </w:pPr>
     </w:lvl>
   </w:abstractNum>
-  <w:abstractNum w:abstractNumId="1">
+  <w:abstractNum w:abstractNumId="2">
     <w:nsid w:val="FFFFFF7F"/>
     <w:multiLevelType w:val="singleLevel"/>
     <w:tmpl w:val="FFFFFF7F"/>
@@ -434,7 +1253,7 @@
       </w:pPr>
     </w:lvl>
   </w:abstractNum>
-  <w:abstractNum w:abstractNumId="2">
+  <w:abstractNum w:abstractNumId="3">
     <w:nsid w:val="FFFFFF82"/>
     <w:multiLevelType w:val="singleLevel"/>
     <w:tmpl w:val="FFFFFF82"/>
@@ -455,7 +1274,7 @@
       </w:rPr>
     </w:lvl>
   </w:abstractNum>
-  <w:abstractNum w:abstractNumId="3">
+  <w:abstractNum w:abstractNumId="4">
     <w:nsid w:val="FFFFFF83"/>
     <w:multiLevelType w:val="singleLevel"/>
     <w:tmpl w:val="FFFFFF83"/>
@@ -476,7 +1295,7 @@
       </w:rPr>
     </w:lvl>
   </w:abstractNum>
-  <w:abstractNum w:abstractNumId="4">
+  <w:abstractNum w:abstractNumId="5">
     <w:nsid w:val="FFFFFF88"/>
     <w:multiLevelType w:val="singleLevel"/>
     <w:tmpl w:val="FFFFFF88"/>
@@ -494,7 +1313,7 @@
       </w:pPr>
     </w:lvl>
   </w:abstractNum>
-  <w:abstractNum w:abstractNumId="5">
+  <w:abstractNum w:abstractNumId="6">
     <w:nsid w:val="FFFFFF89"/>
     <w:multiLevelType w:val="singleLevel"/>
     <w:tmpl w:val="FFFFFF89"/>
@@ -515,23 +1334,41 @@
       </w:rPr>
     </w:lvl>
   </w:abstractNum>
+  <w:abstractNum w:abstractNumId="7">
+    <w:nsid w:val="751A03FF"/>
+    <w:multiLevelType w:val="singleLevel"/>
+    <w:tmpl w:val="751A03FF"/>
+    <w:lvl w:ilvl="0" w:tentative="0">
+      <w:start w:val="1"/>
+      <w:numFmt w:val="decimal"/>
+      <w:suff w:val="space"/>
+      <w:lvlText w:val="%1."/>
+      <w:lvlJc w:val="left"/>
+    </w:lvl>
+  </w:abstractNum>
   <w:num w:numId="1">
+    <w:abstractNumId w:val="6"/>
+  </w:num>
+  <w:num w:numId="2">
+    <w:abstractNumId w:val="4"/>
+  </w:num>
+  <w:num w:numId="3">
+    <w:abstractNumId w:val="3"/>
+  </w:num>
+  <w:num w:numId="4">
     <w:abstractNumId w:val="5"/>
   </w:num>
-  <w:num w:numId="2">
-    <w:abstractNumId w:val="3"/>
-  </w:num>
-  <w:num w:numId="3">
+  <w:num w:numId="5">
     <w:abstractNumId w:val="2"/>
   </w:num>
-  <w:num w:numId="4">
-    <w:abstractNumId w:val="4"/>
-  </w:num>
-  <w:num w:numId="5">
+  <w:num w:numId="6">
     <w:abstractNumId w:val="1"/>
   </w:num>
-  <w:num w:numId="6">
+  <w:num w:numId="7">
     <w:abstractNumId w:val="0"/>
+  </w:num>
+  <w:num w:numId="8">
+    <w:abstractNumId w:val="7"/>
   </w:num>
 </w:numbering>
 </file>
@@ -541,7 +1378,7 @@
   <w:docDefaults>
     <w:rPrDefault>
       <w:rPr>
-        <w:rFonts w:asciiTheme="minorHAnsi" w:hAnsiTheme="minorHAnsi" w:eastAsiaTheme="minorEastAsia" w:cstheme="minorBidi"/>
+        <w:rFonts w:ascii="Times New Roman" w:hAnsi="Times New Roman" w:eastAsia="SimSun" w:cs="Times New Roman"/>
       </w:rPr>
     </w:rPrDefault>
     <w:pPrDefault/>
@@ -612,7 +1449,7 @@
     <w:lsdException w:qFormat="1" w:unhideWhenUsed="0" w:uiPriority="10" w:semiHidden="0" w:name="Title"/>
     <w:lsdException w:uiPriority="99" w:name="Closing"/>
     <w:lsdException w:uiPriority="99" w:name="Signature"/>
-    <w:lsdException w:uiPriority="1" w:name="Default Paragraph Font"/>
+    <w:lsdException w:qFormat="1" w:uiPriority="1" w:name="Default Paragraph Font"/>
     <w:lsdException w:qFormat="1" w:uiPriority="99" w:semiHidden="0" w:name="Body Text"/>
     <w:lsdException w:uiPriority="99" w:name="Body Text Indent"/>
     <w:lsdException w:qFormat="1" w:uiPriority="99" w:semiHidden="0" w:name="List Continue"/>
@@ -628,7 +1465,7 @@
     <w:lsdException w:uiPriority="99" w:name="Body Text First Indent 2"/>
     <w:lsdException w:uiPriority="99" w:name="Note Heading"/>
     <w:lsdException w:qFormat="1" w:uiPriority="99" w:semiHidden="0" w:name="Body Text 2"/>
-    <w:lsdException w:uiPriority="99" w:semiHidden="0" w:name="Body Text 3"/>
+    <w:lsdException w:qFormat="1" w:uiPriority="99" w:semiHidden="0" w:name="Body Text 3"/>
     <w:lsdException w:uiPriority="99" w:name="Body Text Indent 2"/>
     <w:lsdException w:uiPriority="99" w:name="Body Text Indent 3"/>
     <w:lsdException w:uiPriority="99" w:name="Block Text"/>
@@ -736,7 +1573,7 @@
     <w:lsdException w:unhideWhenUsed="0" w:uiPriority="64" w:semiHidden="0" w:name="Medium Shading 2 Accent 2"/>
     <w:lsdException w:qFormat="1" w:unhideWhenUsed="0" w:uiPriority="65" w:semiHidden="0" w:name="Medium List 1 Accent 2"/>
     <w:lsdException w:unhideWhenUsed="0" w:uiPriority="66" w:semiHidden="0" w:name="Medium List 2 Accent 2"/>
-    <w:lsdException w:unhideWhenUsed="0" w:uiPriority="67" w:semiHidden="0" w:name="Medium Grid 1 Accent 2"/>
+    <w:lsdException w:qFormat="1" w:unhideWhenUsed="0" w:uiPriority="67" w:semiHidden="0" w:name="Medium Grid 1 Accent 2"/>
     <w:lsdException w:unhideWhenUsed="0" w:uiPriority="68" w:semiHidden="0" w:name="Medium Grid 2 Accent 2"/>
     <w:lsdException w:unhideWhenUsed="0" w:uiPriority="69" w:semiHidden="0" w:name="Medium Grid 3 Accent 2"/>
     <w:lsdException w:unhideWhenUsed="0" w:uiPriority="70" w:semiHidden="0" w:name="Dark List Accent 2"/>
@@ -791,14 +1628,14 @@
     <w:lsdException w:unhideWhenUsed="0" w:uiPriority="63" w:semiHidden="0" w:name="Medium Shading 1 Accent 6"/>
     <w:lsdException w:unhideWhenUsed="0" w:uiPriority="64" w:semiHidden="0" w:name="Medium Shading 2 Accent 6"/>
     <w:lsdException w:qFormat="1" w:unhideWhenUsed="0" w:uiPriority="65" w:semiHidden="0" w:name="Medium List 1 Accent 6"/>
-    <w:lsdException w:unhideWhenUsed="0" w:uiPriority="66" w:semiHidden="0" w:name="Medium List 2 Accent 6"/>
+    <w:lsdException w:qFormat="1" w:unhideWhenUsed="0" w:uiPriority="66" w:semiHidden="0" w:name="Medium List 2 Accent 6"/>
     <w:lsdException w:unhideWhenUsed="0" w:uiPriority="67" w:semiHidden="0" w:name="Medium Grid 1 Accent 6"/>
     <w:lsdException w:unhideWhenUsed="0" w:uiPriority="68" w:semiHidden="0" w:name="Medium Grid 2 Accent 6"/>
     <w:lsdException w:unhideWhenUsed="0" w:uiPriority="69" w:semiHidden="0" w:name="Medium Grid 3 Accent 6"/>
     <w:lsdException w:unhideWhenUsed="0" w:uiPriority="70" w:semiHidden="0" w:name="Dark List Accent 6"/>
     <w:lsdException w:unhideWhenUsed="0" w:uiPriority="71" w:semiHidden="0" w:name="Colorful Shading Accent 6"/>
     <w:lsdException w:unhideWhenUsed="0" w:uiPriority="72" w:semiHidden="0" w:name="Colorful List Accent 6"/>
-    <w:lsdException w:unhideWhenUsed="0" w:uiPriority="73" w:semiHidden="0" w:name="Colorful Grid Accent 6"/>
+    <w:lsdException w:qFormat="1" w:unhideWhenUsed="0" w:uiPriority="73" w:semiHidden="0" w:name="Colorful Grid Accent 6"/>
   </w:latentStyles>
   <w:style w:type="paragraph" w:default="1" w:styleId="1">
     <w:name w:val="Normal"/>
@@ -818,7 +1655,7 @@
     <w:name w:val="heading 1"/>
     <w:basedOn w:val="1"/>
     <w:next w:val="1"/>
-    <w:link w:val="138"/>
+    <w:link w:val="139"/>
     <w:qFormat/>
     <w:uiPriority w:val="9"/>
     <w:pPr>
@@ -840,7 +1677,7 @@
     <w:name w:val="heading 2"/>
     <w:basedOn w:val="1"/>
     <w:next w:val="1"/>
-    <w:link w:val="139"/>
+    <w:link w:val="140"/>
     <w:unhideWhenUsed/>
     <w:qFormat/>
     <w:uiPriority w:val="9"/>
@@ -868,7 +1705,7 @@
     <w:name w:val="heading 3"/>
     <w:basedOn w:val="1"/>
     <w:next w:val="1"/>
-    <w:link w:val="140"/>
+    <w:link w:val="141"/>
     <w:unhideWhenUsed/>
     <w:qFormat/>
     <w:uiPriority w:val="9"/>
@@ -894,7 +1731,7 @@
     <w:name w:val="heading 4"/>
     <w:basedOn w:val="1"/>
     <w:next w:val="1"/>
-    <w:link w:val="150"/>
+    <w:link w:val="151"/>
     <w:semiHidden/>
     <w:unhideWhenUsed/>
     <w:qFormat/>
@@ -923,7 +1760,7 @@
     <w:name w:val="heading 5"/>
     <w:basedOn w:val="1"/>
     <w:next w:val="1"/>
-    <w:link w:val="151"/>
+    <w:link w:val="152"/>
     <w:semiHidden/>
     <w:unhideWhenUsed/>
     <w:qFormat/>
@@ -943,7 +1780,7 @@
     <w:name w:val="heading 6"/>
     <w:basedOn w:val="1"/>
     <w:next w:val="1"/>
-    <w:link w:val="152"/>
+    <w:link w:val="153"/>
     <w:semiHidden/>
     <w:unhideWhenUsed/>
     <w:qFormat/>
@@ -965,7 +1802,7 @@
     <w:name w:val="heading 7"/>
     <w:basedOn w:val="1"/>
     <w:next w:val="1"/>
-    <w:link w:val="153"/>
+    <w:link w:val="154"/>
     <w:semiHidden/>
     <w:unhideWhenUsed/>
     <w:qFormat/>
@@ -995,7 +1832,7 @@
     <w:name w:val="heading 8"/>
     <w:basedOn w:val="1"/>
     <w:next w:val="1"/>
-    <w:link w:val="154"/>
+    <w:link w:val="155"/>
     <w:semiHidden/>
     <w:unhideWhenUsed/>
     <w:qFormat/>
@@ -1022,7 +1859,7 @@
     <w:name w:val="heading 9"/>
     <w:basedOn w:val="1"/>
     <w:next w:val="1"/>
-    <w:link w:val="155"/>
+    <w:link w:val="156"/>
     <w:semiHidden/>
     <w:unhideWhenUsed/>
     <w:qFormat/>
@@ -1054,6 +1891,7 @@
     <w:name w:val="Default Paragraph Font"/>
     <w:semiHidden/>
     <w:unhideWhenUsed/>
+    <w:qFormat/>
     <w:uiPriority w:val="1"/>
   </w:style>
   <w:style w:type="table" w:default="1" w:styleId="12">
@@ -1074,7 +1912,7 @@
   <w:style w:type="paragraph" w:styleId="13">
     <w:name w:val="Body Text"/>
     <w:basedOn w:val="1"/>
-    <w:link w:val="144"/>
+    <w:link w:val="145"/>
     <w:unhideWhenUsed/>
     <w:qFormat/>
     <w:uiPriority w:val="99"/>
@@ -1085,7 +1923,7 @@
   <w:style w:type="paragraph" w:styleId="14">
     <w:name w:val="Body Text 2"/>
     <w:basedOn w:val="1"/>
-    <w:link w:val="145"/>
+    <w:link w:val="146"/>
     <w:unhideWhenUsed/>
     <w:qFormat/>
     <w:uiPriority w:val="99"/>
@@ -1096,8 +1934,9 @@
   <w:style w:type="paragraph" w:styleId="15">
     <w:name w:val="Body Text 3"/>
     <w:basedOn w:val="1"/>
-    <w:link w:val="146"/>
+    <w:link w:val="147"/>
     <w:unhideWhenUsed/>
+    <w:qFormat/>
     <w:uiPriority w:val="99"/>
     <w:pPr>
       <w:spacing w:after="120"/>
@@ -1144,7 +1983,7 @@
   <w:style w:type="paragraph" w:styleId="18">
     <w:name w:val="footer"/>
     <w:basedOn w:val="1"/>
-    <w:link w:val="136"/>
+    <w:link w:val="137"/>
     <w:unhideWhenUsed/>
     <w:qFormat/>
     <w:uiPriority w:val="99"/>
@@ -1159,7 +1998,7 @@
   <w:style w:type="paragraph" w:styleId="19">
     <w:name w:val="header"/>
     <w:basedOn w:val="1"/>
-    <w:link w:val="135"/>
+    <w:link w:val="136"/>
     <w:unhideWhenUsed/>
     <w:qFormat/>
     <w:uiPriority w:val="99"/>
@@ -1319,7 +2158,7 @@
   </w:style>
   <w:style w:type="paragraph" w:styleId="32">
     <w:name w:val="macro"/>
-    <w:link w:val="147"/>
+    <w:link w:val="148"/>
     <w:unhideWhenUsed/>
     <w:qFormat/>
     <w:uiPriority w:val="99"/>
@@ -1342,7 +2181,24 @@
       <w:lang w:val="en-US" w:eastAsia="en-US" w:bidi="ar-SA"/>
     </w:rPr>
   </w:style>
-  <w:style w:type="character" w:styleId="33">
+  <w:style w:type="paragraph" w:styleId="33">
+    <w:name w:val="Normal (Web)"/>
+    <w:semiHidden/>
+    <w:unhideWhenUsed/>
+    <w:uiPriority w:val="99"/>
+    <w:pPr>
+      <w:spacing w:before="0" w:beforeAutospacing="1" w:after="0" w:afterAutospacing="1"/>
+      <w:ind w:left="0" w:right="0"/>
+      <w:jc w:val="left"/>
+    </w:pPr>
+    <w:rPr>
+      <w:kern w:val="0"/>
+      <w:sz w:val="24"/>
+      <w:szCs w:val="24"/>
+      <w:lang w:val="en-US" w:eastAsia="zh-CN" w:bidi="ar"/>
+    </w:rPr>
+  </w:style>
+  <w:style w:type="character" w:styleId="34">
     <w:name w:val="Strong"/>
     <w:basedOn w:val="11"/>
     <w:qFormat/>
@@ -1352,11 +2208,11 @@
       <w:bCs/>
     </w:rPr>
   </w:style>
-  <w:style w:type="paragraph" w:styleId="34">
+  <w:style w:type="paragraph" w:styleId="35">
     <w:name w:val="Subtitle"/>
     <w:basedOn w:val="1"/>
     <w:next w:val="1"/>
-    <w:link w:val="142"/>
+    <w:link w:val="143"/>
     <w:qFormat/>
     <w:uiPriority w:val="11"/>
     <w:rPr>
@@ -1374,7 +2230,7 @@
       </w14:textFill>
     </w:rPr>
   </w:style>
-  <w:style w:type="table" w:styleId="35">
+  <w:style w:type="table" w:styleId="36">
     <w:name w:val="Table Grid"/>
     <w:basedOn w:val="12"/>
     <w:uiPriority w:val="59"/>
@@ -1398,11 +2254,11 @@
       </w:tblCellMar>
     </w:tblPr>
   </w:style>
-  <w:style w:type="paragraph" w:styleId="36">
+  <w:style w:type="paragraph" w:styleId="37">
     <w:name w:val="Title"/>
     <w:basedOn w:val="1"/>
     <w:next w:val="1"/>
-    <w:link w:val="141"/>
+    <w:link w:val="142"/>
     <w:qFormat/>
     <w:uiPriority w:val="10"/>
     <w:pPr>
@@ -1421,7 +2277,7 @@
       <w:szCs w:val="52"/>
     </w:rPr>
   </w:style>
-  <w:style w:type="table" w:styleId="37">
+  <w:style w:type="table" w:styleId="38">
     <w:name w:val="Light Shading"/>
     <w:basedOn w:val="12"/>
     <w:qFormat/>
@@ -1521,7 +2377,7 @@
       </w:tcPr>
     </w:tblStylePr>
   </w:style>
-  <w:style w:type="table" w:styleId="38">
+  <w:style w:type="table" w:styleId="39">
     <w:name w:val="Light Shading Accent 1"/>
     <w:basedOn w:val="12"/>
     <w:uiPriority w:val="60"/>
@@ -1620,7 +2476,7 @@
       </w:tcPr>
     </w:tblStylePr>
   </w:style>
-  <w:style w:type="table" w:styleId="39">
+  <w:style w:type="table" w:styleId="40">
     <w:name w:val="Light Shading Accent 2"/>
     <w:basedOn w:val="12"/>
     <w:qFormat/>
@@ -1720,7 +2576,7 @@
       </w:tcPr>
     </w:tblStylePr>
   </w:style>
-  <w:style w:type="table" w:styleId="40">
+  <w:style w:type="table" w:styleId="41">
     <w:name w:val="Light Shading Accent 3"/>
     <w:basedOn w:val="12"/>
     <w:qFormat/>
@@ -1820,7 +2676,7 @@
       </w:tcPr>
     </w:tblStylePr>
   </w:style>
-  <w:style w:type="table" w:styleId="41">
+  <w:style w:type="table" w:styleId="42">
     <w:name w:val="Light Shading Accent 4"/>
     <w:basedOn w:val="12"/>
     <w:qFormat/>
@@ -1920,7 +2776,7 @@
       </w:tcPr>
     </w:tblStylePr>
   </w:style>
-  <w:style w:type="table" w:styleId="42">
+  <w:style w:type="table" w:styleId="43">
     <w:name w:val="Light Shading Accent 5"/>
     <w:basedOn w:val="12"/>
     <w:qFormat/>
@@ -2020,7 +2876,7 @@
       </w:tcPr>
     </w:tblStylePr>
   </w:style>
-  <w:style w:type="table" w:styleId="43">
+  <w:style w:type="table" w:styleId="44">
     <w:name w:val="Light Shading Accent 6"/>
     <w:basedOn w:val="12"/>
     <w:qFormat/>
@@ -2120,7 +2976,7 @@
       </w:tcPr>
     </w:tblStylePr>
   </w:style>
-  <w:style w:type="table" w:styleId="44">
+  <w:style w:type="table" w:styleId="45">
     <w:name w:val="Light List"/>
     <w:basedOn w:val="12"/>
     <w:qFormat/>
@@ -2214,7 +3070,7 @@
       </w:tcPr>
     </w:tblStylePr>
   </w:style>
-  <w:style w:type="table" w:styleId="45">
+  <w:style w:type="table" w:styleId="46">
     <w:name w:val="Light List Accent 1"/>
     <w:basedOn w:val="12"/>
     <w:qFormat/>
@@ -2308,7 +3164,7 @@
       </w:tcPr>
     </w:tblStylePr>
   </w:style>
-  <w:style w:type="table" w:styleId="46">
+  <w:style w:type="table" w:styleId="47">
     <w:name w:val="Light List Accent 2"/>
     <w:basedOn w:val="12"/>
     <w:qFormat/>
@@ -2402,7 +3258,7 @@
       </w:tcPr>
     </w:tblStylePr>
   </w:style>
-  <w:style w:type="table" w:styleId="47">
+  <w:style w:type="table" w:styleId="48">
     <w:name w:val="Light List Accent 3"/>
     <w:basedOn w:val="12"/>
     <w:qFormat/>
@@ -2496,7 +3352,7 @@
       </w:tcPr>
     </w:tblStylePr>
   </w:style>
-  <w:style w:type="table" w:styleId="48">
+  <w:style w:type="table" w:styleId="49">
     <w:name w:val="Light List Accent 4"/>
     <w:basedOn w:val="12"/>
     <w:qFormat/>
@@ -2590,7 +3446,7 @@
       </w:tcPr>
     </w:tblStylePr>
   </w:style>
-  <w:style w:type="table" w:styleId="49">
+  <w:style w:type="table" w:styleId="50">
     <w:name w:val="Light List Accent 5"/>
     <w:basedOn w:val="12"/>
     <w:qFormat/>
@@ -2684,7 +3540,7 @@
       </w:tcPr>
     </w:tblStylePr>
   </w:style>
-  <w:style w:type="table" w:styleId="50">
+  <w:style w:type="table" w:styleId="51">
     <w:name w:val="Light List Accent 6"/>
     <w:basedOn w:val="12"/>
     <w:qFormat/>
@@ -2778,7 +3634,7 @@
       </w:tcPr>
     </w:tblStylePr>
   </w:style>
-  <w:style w:type="table" w:styleId="51">
+  <w:style w:type="table" w:styleId="52">
     <w:name w:val="Light Grid"/>
     <w:basedOn w:val="12"/>
     <w:qFormat/>
@@ -2905,7 +3761,7 @@
       </w:tcPr>
     </w:tblStylePr>
   </w:style>
-  <w:style w:type="table" w:styleId="52">
+  <w:style w:type="table" w:styleId="53">
     <w:name w:val="Light Grid Accent 1"/>
     <w:basedOn w:val="12"/>
     <w:uiPriority w:val="62"/>
@@ -3031,7 +3887,7 @@
       </w:tcPr>
     </w:tblStylePr>
   </w:style>
-  <w:style w:type="table" w:styleId="53">
+  <w:style w:type="table" w:styleId="54">
     <w:name w:val="Light Grid Accent 2"/>
     <w:basedOn w:val="12"/>
     <w:uiPriority w:val="62"/>
@@ -3157,7 +4013,7 @@
       </w:tcPr>
     </w:tblStylePr>
   </w:style>
-  <w:style w:type="table" w:styleId="54">
+  <w:style w:type="table" w:styleId="55">
     <w:name w:val="Light Grid Accent 3"/>
     <w:basedOn w:val="12"/>
     <w:qFormat/>
@@ -3284,7 +4140,7 @@
       </w:tcPr>
     </w:tblStylePr>
   </w:style>
-  <w:style w:type="table" w:styleId="55">
+  <w:style w:type="table" w:styleId="56">
     <w:name w:val="Light Grid Accent 4"/>
     <w:basedOn w:val="12"/>
     <w:qFormat/>
@@ -3411,7 +4267,7 @@
       </w:tcPr>
     </w:tblStylePr>
   </w:style>
-  <w:style w:type="table" w:styleId="56">
+  <w:style w:type="table" w:styleId="57">
     <w:name w:val="Light Grid Accent 5"/>
     <w:basedOn w:val="12"/>
     <w:qFormat/>
@@ -3538,7 +4394,7 @@
       </w:tcPr>
     </w:tblStylePr>
   </w:style>
-  <w:style w:type="table" w:styleId="57">
+  <w:style w:type="table" w:styleId="58">
     <w:name w:val="Light Grid Accent 6"/>
     <w:basedOn w:val="12"/>
     <w:qFormat/>
@@ -3665,7 +4521,7 @@
       </w:tcPr>
     </w:tblStylePr>
   </w:style>
-  <w:style w:type="table" w:styleId="58">
+  <w:style w:type="table" w:styleId="59">
     <w:name w:val="Medium Shading 1"/>
     <w:basedOn w:val="12"/>
     <w:qFormat/>
@@ -3773,7 +4629,7 @@
       </w:tcPr>
     </w:tblStylePr>
   </w:style>
-  <w:style w:type="table" w:styleId="59">
+  <w:style w:type="table" w:styleId="60">
     <w:name w:val="Medium Shading 1 Accent 1"/>
     <w:basedOn w:val="12"/>
     <w:qFormat/>
@@ -3881,7 +4737,7 @@
       </w:tcPr>
     </w:tblStylePr>
   </w:style>
-  <w:style w:type="table" w:styleId="60">
+  <w:style w:type="table" w:styleId="61">
     <w:name w:val="Medium Shading 1 Accent 2"/>
     <w:basedOn w:val="12"/>
     <w:qFormat/>
@@ -3989,7 +4845,7 @@
       </w:tcPr>
     </w:tblStylePr>
   </w:style>
-  <w:style w:type="table" w:styleId="61">
+  <w:style w:type="table" w:styleId="62">
     <w:name w:val="Medium Shading 1 Accent 3"/>
     <w:basedOn w:val="12"/>
     <w:qFormat/>
@@ -4097,7 +4953,7 @@
       </w:tcPr>
     </w:tblStylePr>
   </w:style>
-  <w:style w:type="table" w:styleId="62">
+  <w:style w:type="table" w:styleId="63">
     <w:name w:val="Medium Shading 1 Accent 4"/>
     <w:basedOn w:val="12"/>
     <w:qFormat/>
@@ -4205,7 +5061,7 @@
       </w:tcPr>
     </w:tblStylePr>
   </w:style>
-  <w:style w:type="table" w:styleId="63">
+  <w:style w:type="table" w:styleId="64">
     <w:name w:val="Medium Shading 1 Accent 5"/>
     <w:basedOn w:val="12"/>
     <w:uiPriority w:val="63"/>
@@ -4312,7 +5168,7 @@
       </w:tcPr>
     </w:tblStylePr>
   </w:style>
-  <w:style w:type="table" w:styleId="64">
+  <w:style w:type="table" w:styleId="65">
     <w:name w:val="Medium Shading 1 Accent 6"/>
     <w:basedOn w:val="12"/>
     <w:uiPriority w:val="63"/>
@@ -4419,7 +5275,7 @@
       </w:tcPr>
     </w:tblStylePr>
   </w:style>
-  <w:style w:type="table" w:styleId="65">
+  <w:style w:type="table" w:styleId="66">
     <w:name w:val="Medium Shading 2"/>
     <w:basedOn w:val="12"/>
     <w:uiPriority w:val="64"/>
@@ -4584,7 +5440,7 @@
       </w:tcPr>
     </w:tblStylePr>
   </w:style>
-  <w:style w:type="table" w:styleId="66">
+  <w:style w:type="table" w:styleId="67">
     <w:name w:val="Medium Shading 2 Accent 1"/>
     <w:basedOn w:val="12"/>
     <w:qFormat/>
@@ -4750,7 +5606,7 @@
       </w:tcPr>
     </w:tblStylePr>
   </w:style>
-  <w:style w:type="table" w:styleId="67">
+  <w:style w:type="table" w:styleId="68">
     <w:name w:val="Medium Shading 2 Accent 2"/>
     <w:basedOn w:val="12"/>
     <w:uiPriority w:val="64"/>
@@ -4915,7 +5771,7 @@
       </w:tcPr>
     </w:tblStylePr>
   </w:style>
-  <w:style w:type="table" w:styleId="68">
+  <w:style w:type="table" w:styleId="69">
     <w:name w:val="Medium Shading 2 Accent 3"/>
     <w:basedOn w:val="12"/>
     <w:uiPriority w:val="64"/>
@@ -5080,7 +5936,7 @@
       </w:tcPr>
     </w:tblStylePr>
   </w:style>
-  <w:style w:type="table" w:styleId="69">
+  <w:style w:type="table" w:styleId="70">
     <w:name w:val="Medium Shading 2 Accent 4"/>
     <w:basedOn w:val="12"/>
     <w:qFormat/>
@@ -5246,7 +6102,7 @@
       </w:tcPr>
     </w:tblStylePr>
   </w:style>
-  <w:style w:type="table" w:styleId="70">
+  <w:style w:type="table" w:styleId="71">
     <w:name w:val="Medium Shading 2 Accent 5"/>
     <w:basedOn w:val="12"/>
     <w:uiPriority w:val="64"/>
@@ -5411,7 +6267,7 @@
       </w:tcPr>
     </w:tblStylePr>
   </w:style>
-  <w:style w:type="table" w:styleId="71">
+  <w:style w:type="table" w:styleId="72">
     <w:name w:val="Medium Shading 2 Accent 6"/>
     <w:basedOn w:val="12"/>
     <w:uiPriority w:val="64"/>
@@ -5576,7 +6432,7 @@
       </w:tcPr>
     </w:tblStylePr>
   </w:style>
-  <w:style w:type="table" w:styleId="72">
+  <w:style w:type="table" w:styleId="73">
     <w:name w:val="Medium List 1"/>
     <w:basedOn w:val="12"/>
     <w:qFormat/>
@@ -5667,7 +6523,7 @@
       </w:tcPr>
     </w:tblStylePr>
   </w:style>
-  <w:style w:type="table" w:styleId="73">
+  <w:style w:type="table" w:styleId="74">
     <w:name w:val="Medium List 1 Accent 1"/>
     <w:basedOn w:val="12"/>
     <w:qFormat/>
@@ -5758,7 +6614,7 @@
       </w:tcPr>
     </w:tblStylePr>
   </w:style>
-  <w:style w:type="table" w:styleId="74">
+  <w:style w:type="table" w:styleId="75">
     <w:name w:val="Medium List 1 Accent 2"/>
     <w:basedOn w:val="12"/>
     <w:qFormat/>
@@ -5849,7 +6705,7 @@
       </w:tcPr>
     </w:tblStylePr>
   </w:style>
-  <w:style w:type="table" w:styleId="75">
+  <w:style w:type="table" w:styleId="76">
     <w:name w:val="Medium List 1 Accent 3"/>
     <w:basedOn w:val="12"/>
     <w:uiPriority w:val="65"/>
@@ -5939,7 +6795,7 @@
       </w:tcPr>
     </w:tblStylePr>
   </w:style>
-  <w:style w:type="table" w:styleId="76">
+  <w:style w:type="table" w:styleId="77">
     <w:name w:val="Medium List 1 Accent 4"/>
     <w:basedOn w:val="12"/>
     <w:uiPriority w:val="65"/>
@@ -6029,7 +6885,7 @@
       </w:tcPr>
     </w:tblStylePr>
   </w:style>
-  <w:style w:type="table" w:styleId="77">
+  <w:style w:type="table" w:styleId="78">
     <w:name w:val="Medium List 1 Accent 5"/>
     <w:basedOn w:val="12"/>
     <w:uiPriority w:val="65"/>
@@ -6119,7 +6975,7 @@
       </w:tcPr>
     </w:tblStylePr>
   </w:style>
-  <w:style w:type="table" w:styleId="78">
+  <w:style w:type="table" w:styleId="79">
     <w:name w:val="Medium List 1 Accent 6"/>
     <w:basedOn w:val="12"/>
     <w:qFormat/>
@@ -6210,7 +7066,7 @@
       </w:tcPr>
     </w:tblStylePr>
   </w:style>
-  <w:style w:type="table" w:styleId="79">
+  <w:style w:type="table" w:styleId="80">
     <w:name w:val="Medium List 2"/>
     <w:basedOn w:val="12"/>
     <w:uiPriority w:val="66"/>
@@ -6339,7 +7195,7 @@
       </w:tcPr>
     </w:tblStylePr>
   </w:style>
-  <w:style w:type="table" w:styleId="80">
+  <w:style w:type="table" w:styleId="81">
     <w:name w:val="Medium List 2 Accent 1"/>
     <w:basedOn w:val="12"/>
     <w:qFormat/>
@@ -6469,7 +7325,7 @@
       </w:tcPr>
     </w:tblStylePr>
   </w:style>
-  <w:style w:type="table" w:styleId="81">
+  <w:style w:type="table" w:styleId="82">
     <w:name w:val="Medium List 2 Accent 2"/>
     <w:basedOn w:val="12"/>
     <w:uiPriority w:val="66"/>
@@ -6598,7 +7454,7 @@
       </w:tcPr>
     </w:tblStylePr>
   </w:style>
-  <w:style w:type="table" w:styleId="82">
+  <w:style w:type="table" w:styleId="83">
     <w:name w:val="Medium List 2 Accent 3"/>
     <w:basedOn w:val="12"/>
     <w:uiPriority w:val="66"/>
@@ -6727,7 +7583,7 @@
       </w:tcPr>
     </w:tblStylePr>
   </w:style>
-  <w:style w:type="table" w:styleId="83">
+  <w:style w:type="table" w:styleId="84">
     <w:name w:val="Medium List 2 Accent 4"/>
     <w:basedOn w:val="12"/>
     <w:uiPriority w:val="66"/>
@@ -6856,7 +7712,7 @@
       </w:tcPr>
     </w:tblStylePr>
   </w:style>
-  <w:style w:type="table" w:styleId="84">
+  <w:style w:type="table" w:styleId="85">
     <w:name w:val="Medium List 2 Accent 5"/>
     <w:basedOn w:val="12"/>
     <w:uiPriority w:val="66"/>
@@ -6985,9 +7841,10 @@
       </w:tcPr>
     </w:tblStylePr>
   </w:style>
-  <w:style w:type="table" w:styleId="85">
+  <w:style w:type="table" w:styleId="86">
     <w:name w:val="Medium List 2 Accent 6"/>
     <w:basedOn w:val="12"/>
+    <w:qFormat/>
     <w:uiPriority w:val="66"/>
     <w:pPr>
       <w:spacing w:after="0" w:line="240" w:lineRule="auto"/>
@@ -7114,7 +7971,7 @@
       </w:tcPr>
     </w:tblStylePr>
   </w:style>
-  <w:style w:type="table" w:styleId="86">
+  <w:style w:type="table" w:styleId="87">
     <w:name w:val="Medium Grid 1"/>
     <w:basedOn w:val="12"/>
     <w:uiPriority w:val="67"/>
@@ -7183,7 +8040,7 @@
       </w:tcPr>
     </w:tblStylePr>
   </w:style>
-  <w:style w:type="table" w:styleId="87">
+  <w:style w:type="table" w:styleId="88">
     <w:name w:val="Medium Grid 1 Accent 1"/>
     <w:basedOn w:val="12"/>
     <w:uiPriority w:val="67"/>
@@ -7252,9 +8109,10 @@
       </w:tcPr>
     </w:tblStylePr>
   </w:style>
-  <w:style w:type="table" w:styleId="88">
+  <w:style w:type="table" w:styleId="89">
     <w:name w:val="Medium Grid 1 Accent 2"/>
     <w:basedOn w:val="12"/>
+    <w:qFormat/>
     <w:uiPriority w:val="67"/>
     <w:pPr>
       <w:spacing w:after="0" w:line="240" w:lineRule="auto"/>
@@ -7321,7 +8179,7 @@
       </w:tcPr>
     </w:tblStylePr>
   </w:style>
-  <w:style w:type="table" w:styleId="89">
+  <w:style w:type="table" w:styleId="90">
     <w:name w:val="Medium Grid 1 Accent 3"/>
     <w:basedOn w:val="12"/>
     <w:uiPriority w:val="67"/>
@@ -7390,7 +8248,7 @@
       </w:tcPr>
     </w:tblStylePr>
   </w:style>
-  <w:style w:type="table" w:styleId="90">
+  <w:style w:type="table" w:styleId="91">
     <w:name w:val="Medium Grid 1 Accent 4"/>
     <w:basedOn w:val="12"/>
     <w:uiPriority w:val="67"/>
@@ -7459,7 +8317,7 @@
       </w:tcPr>
     </w:tblStylePr>
   </w:style>
-  <w:style w:type="table" w:styleId="91">
+  <w:style w:type="table" w:styleId="92">
     <w:name w:val="Medium Grid 1 Accent 5"/>
     <w:basedOn w:val="12"/>
     <w:uiPriority w:val="67"/>
@@ -7528,7 +8386,7 @@
       </w:tcPr>
     </w:tblStylePr>
   </w:style>
-  <w:style w:type="table" w:styleId="92">
+  <w:style w:type="table" w:styleId="93">
     <w:name w:val="Medium Grid 1 Accent 6"/>
     <w:basedOn w:val="12"/>
     <w:uiPriority w:val="67"/>
@@ -7597,7 +8455,7 @@
       </w:tcPr>
     </w:tblStylePr>
   </w:style>
-  <w:style w:type="table" w:styleId="93">
+  <w:style w:type="table" w:styleId="94">
     <w:name w:val="Medium Grid 2"/>
     <w:basedOn w:val="12"/>
     <w:uiPriority w:val="68"/>
@@ -7743,7 +8601,7 @@
       </w:tcPr>
     </w:tblStylePr>
   </w:style>
-  <w:style w:type="table" w:styleId="94">
+  <w:style w:type="table" w:styleId="95">
     <w:name w:val="Medium Grid 2 Accent 1"/>
     <w:basedOn w:val="12"/>
     <w:uiPriority w:val="68"/>
@@ -7889,7 +8747,7 @@
       </w:tcPr>
     </w:tblStylePr>
   </w:style>
-  <w:style w:type="table" w:styleId="95">
+  <w:style w:type="table" w:styleId="96">
     <w:name w:val="Medium Grid 2 Accent 2"/>
     <w:basedOn w:val="12"/>
     <w:uiPriority w:val="68"/>
@@ -8035,7 +8893,7 @@
       </w:tcPr>
     </w:tblStylePr>
   </w:style>
-  <w:style w:type="table" w:styleId="96">
+  <w:style w:type="table" w:styleId="97">
     <w:name w:val="Medium Grid 2 Accent 3"/>
     <w:basedOn w:val="12"/>
     <w:uiPriority w:val="68"/>
@@ -8181,7 +9039,7 @@
       </w:tcPr>
     </w:tblStylePr>
   </w:style>
-  <w:style w:type="table" w:styleId="97">
+  <w:style w:type="table" w:styleId="98">
     <w:name w:val="Medium Grid 2 Accent 4"/>
     <w:basedOn w:val="12"/>
     <w:uiPriority w:val="68"/>
@@ -8327,7 +9185,7 @@
       </w:tcPr>
     </w:tblStylePr>
   </w:style>
-  <w:style w:type="table" w:styleId="98">
+  <w:style w:type="table" w:styleId="99">
     <w:name w:val="Medium Grid 2 Accent 5"/>
     <w:basedOn w:val="12"/>
     <w:uiPriority w:val="68"/>
@@ -8473,7 +9331,7 @@
       </w:tcPr>
     </w:tblStylePr>
   </w:style>
-  <w:style w:type="table" w:styleId="99">
+  <w:style w:type="table" w:styleId="100">
     <w:name w:val="Medium Grid 2 Accent 6"/>
     <w:basedOn w:val="12"/>
     <w:uiPriority w:val="68"/>
@@ -8619,7 +9477,7 @@
       </w:tcPr>
     </w:tblStylePr>
   </w:style>
-  <w:style w:type="table" w:styleId="100">
+  <w:style w:type="table" w:styleId="101">
     <w:name w:val="Medium Grid 3"/>
     <w:basedOn w:val="12"/>
     <w:uiPriority w:val="69"/>
@@ -8776,7 +9634,7 @@
       </w:tcPr>
     </w:tblStylePr>
   </w:style>
-  <w:style w:type="table" w:styleId="101">
+  <w:style w:type="table" w:styleId="102">
     <w:name w:val="Medium Grid 3 Accent 1"/>
     <w:basedOn w:val="12"/>
     <w:uiPriority w:val="69"/>
@@ -8933,7 +9791,7 @@
       </w:tcPr>
     </w:tblStylePr>
   </w:style>
-  <w:style w:type="table" w:styleId="102">
+  <w:style w:type="table" w:styleId="103">
     <w:name w:val="Medium Grid 3 Accent 2"/>
     <w:basedOn w:val="12"/>
     <w:uiPriority w:val="69"/>
@@ -9090,7 +9948,7 @@
       </w:tcPr>
     </w:tblStylePr>
   </w:style>
-  <w:style w:type="table" w:styleId="103">
+  <w:style w:type="table" w:styleId="104">
     <w:name w:val="Medium Grid 3 Accent 3"/>
     <w:basedOn w:val="12"/>
     <w:uiPriority w:val="69"/>
@@ -9247,7 +10105,7 @@
       </w:tcPr>
     </w:tblStylePr>
   </w:style>
-  <w:style w:type="table" w:styleId="104">
+  <w:style w:type="table" w:styleId="105">
     <w:name w:val="Medium Grid 3 Accent 4"/>
     <w:basedOn w:val="12"/>
     <w:uiPriority w:val="69"/>
@@ -9404,7 +10262,7 @@
       </w:tcPr>
     </w:tblStylePr>
   </w:style>
-  <w:style w:type="table" w:styleId="105">
+  <w:style w:type="table" w:styleId="106">
     <w:name w:val="Medium Grid 3 Accent 5"/>
     <w:basedOn w:val="12"/>
     <w:uiPriority w:val="69"/>
@@ -9561,7 +10419,7 @@
       </w:tcPr>
     </w:tblStylePr>
   </w:style>
-  <w:style w:type="table" w:styleId="106">
+  <w:style w:type="table" w:styleId="107">
     <w:name w:val="Medium Grid 3 Accent 6"/>
     <w:basedOn w:val="12"/>
     <w:uiPriority w:val="69"/>
@@ -9718,7 +10576,7 @@
       </w:tcPr>
     </w:tblStylePr>
   </w:style>
-  <w:style w:type="table" w:styleId="107">
+  <w:style w:type="table" w:styleId="108">
     <w:name w:val="Dark List"/>
     <w:basedOn w:val="12"/>
     <w:uiPriority w:val="70"/>
@@ -9833,7 +10691,7 @@
       </w:tcPr>
     </w:tblStylePr>
   </w:style>
-  <w:style w:type="table" w:styleId="108">
+  <w:style w:type="table" w:styleId="109">
     <w:name w:val="Dark List Accent 1"/>
     <w:basedOn w:val="12"/>
     <w:uiPriority w:val="70"/>
@@ -9948,7 +10806,7 @@
       </w:tcPr>
     </w:tblStylePr>
   </w:style>
-  <w:style w:type="table" w:styleId="109">
+  <w:style w:type="table" w:styleId="110">
     <w:name w:val="Dark List Accent 2"/>
     <w:basedOn w:val="12"/>
     <w:uiPriority w:val="70"/>
@@ -10063,7 +10921,7 @@
       </w:tcPr>
     </w:tblStylePr>
   </w:style>
-  <w:style w:type="table" w:styleId="110">
+  <w:style w:type="table" w:styleId="111">
     <w:name w:val="Dark List Accent 3"/>
     <w:basedOn w:val="12"/>
     <w:uiPriority w:val="70"/>
@@ -10178,7 +11036,7 @@
       </w:tcPr>
     </w:tblStylePr>
   </w:style>
-  <w:style w:type="table" w:styleId="111">
+  <w:style w:type="table" w:styleId="112">
     <w:name w:val="Dark List Accent 4"/>
     <w:basedOn w:val="12"/>
     <w:uiPriority w:val="70"/>
@@ -10293,7 +11151,7 @@
       </w:tcPr>
     </w:tblStylePr>
   </w:style>
-  <w:style w:type="table" w:styleId="112">
+  <w:style w:type="table" w:styleId="113">
     <w:name w:val="Dark List Accent 5"/>
     <w:basedOn w:val="12"/>
     <w:uiPriority w:val="70"/>
@@ -10408,7 +11266,7 @@
       </w:tcPr>
     </w:tblStylePr>
   </w:style>
-  <w:style w:type="table" w:styleId="113">
+  <w:style w:type="table" w:styleId="114">
     <w:name w:val="Dark List Accent 6"/>
     <w:basedOn w:val="12"/>
     <w:uiPriority w:val="70"/>
@@ -10523,7 +11381,7 @@
       </w:tcPr>
     </w:tblStylePr>
   </w:style>
-  <w:style w:type="table" w:styleId="114">
+  <w:style w:type="table" w:styleId="115">
     <w:name w:val="Colorful Shading"/>
     <w:basedOn w:val="12"/>
     <w:uiPriority w:val="71"/>
@@ -10671,7 +11529,7 @@
       </w:rPr>
     </w:tblStylePr>
   </w:style>
-  <w:style w:type="table" w:styleId="115">
+  <w:style w:type="table" w:styleId="116">
     <w:name w:val="Colorful Shading Accent 1"/>
     <w:basedOn w:val="12"/>
     <w:uiPriority w:val="71"/>
@@ -10819,7 +11677,7 @@
       </w:rPr>
     </w:tblStylePr>
   </w:style>
-  <w:style w:type="table" w:styleId="116">
+  <w:style w:type="table" w:styleId="117">
     <w:name w:val="Colorful Shading Accent 2"/>
     <w:basedOn w:val="12"/>
     <w:uiPriority w:val="71"/>
@@ -10967,7 +11825,7 @@
       </w:rPr>
     </w:tblStylePr>
   </w:style>
-  <w:style w:type="table" w:styleId="117">
+  <w:style w:type="table" w:styleId="118">
     <w:name w:val="Colorful Shading Accent 3"/>
     <w:basedOn w:val="12"/>
     <w:uiPriority w:val="71"/>
@@ -11095,7 +11953,7 @@
       </w:tcPr>
     </w:tblStylePr>
   </w:style>
-  <w:style w:type="table" w:styleId="118">
+  <w:style w:type="table" w:styleId="119">
     <w:name w:val="Colorful Shading Accent 4"/>
     <w:basedOn w:val="12"/>
     <w:uiPriority w:val="71"/>
@@ -11243,7 +12101,7 @@
       </w:rPr>
     </w:tblStylePr>
   </w:style>
-  <w:style w:type="table" w:styleId="119">
+  <w:style w:type="table" w:styleId="120">
     <w:name w:val="Colorful Shading Accent 5"/>
     <w:basedOn w:val="12"/>
     <w:uiPriority w:val="71"/>
@@ -11391,7 +12249,7 @@
       </w:rPr>
     </w:tblStylePr>
   </w:style>
-  <w:style w:type="table" w:styleId="120">
+  <w:style w:type="table" w:styleId="121">
     <w:name w:val="Colorful Shading Accent 6"/>
     <w:basedOn w:val="12"/>
     <w:uiPriority w:val="71"/>
@@ -11539,7 +12397,7 @@
       </w:rPr>
     </w:tblStylePr>
   </w:style>
-  <w:style w:type="table" w:styleId="121">
+  <w:style w:type="table" w:styleId="122">
     <w:name w:val="Colorful List"/>
     <w:basedOn w:val="12"/>
     <w:uiPriority w:val="72"/>
@@ -11631,7 +12489,7 @@
       </w:tcPr>
     </w:tblStylePr>
   </w:style>
-  <w:style w:type="table" w:styleId="122">
+  <w:style w:type="table" w:styleId="123">
     <w:name w:val="Colorful List Accent 1"/>
     <w:basedOn w:val="12"/>
     <w:uiPriority w:val="72"/>
@@ -11723,7 +12581,7 @@
       </w:tcPr>
     </w:tblStylePr>
   </w:style>
-  <w:style w:type="table" w:styleId="123">
+  <w:style w:type="table" w:styleId="124">
     <w:name w:val="Colorful List Accent 2"/>
     <w:basedOn w:val="12"/>
     <w:uiPriority w:val="72"/>
@@ -11815,7 +12673,7 @@
       </w:tcPr>
     </w:tblStylePr>
   </w:style>
-  <w:style w:type="table" w:styleId="124">
+  <w:style w:type="table" w:styleId="125">
     <w:name w:val="Colorful List Accent 3"/>
     <w:basedOn w:val="12"/>
     <w:uiPriority w:val="72"/>
@@ -11907,7 +12765,7 @@
       </w:tcPr>
     </w:tblStylePr>
   </w:style>
-  <w:style w:type="table" w:styleId="125">
+  <w:style w:type="table" w:styleId="126">
     <w:name w:val="Colorful List Accent 4"/>
     <w:basedOn w:val="12"/>
     <w:uiPriority w:val="72"/>
@@ -11999,7 +12857,7 @@
       </w:tcPr>
     </w:tblStylePr>
   </w:style>
-  <w:style w:type="table" w:styleId="126">
+  <w:style w:type="table" w:styleId="127">
     <w:name w:val="Colorful List Accent 5"/>
     <w:basedOn w:val="12"/>
     <w:uiPriority w:val="72"/>
@@ -12091,7 +12949,7 @@
       </w:tcPr>
     </w:tblStylePr>
   </w:style>
-  <w:style w:type="table" w:styleId="127">
+  <w:style w:type="table" w:styleId="128">
     <w:name w:val="Colorful List Accent 6"/>
     <w:basedOn w:val="12"/>
     <w:uiPriority w:val="72"/>
@@ -12183,7 +13041,7 @@
       </w:tcPr>
     </w:tblStylePr>
   </w:style>
-  <w:style w:type="table" w:styleId="128">
+  <w:style w:type="table" w:styleId="129">
     <w:name w:val="Colorful Grid"/>
     <w:basedOn w:val="12"/>
     <w:uiPriority w:val="73"/>
@@ -12279,7 +13137,7 @@
       </w:tcPr>
     </w:tblStylePr>
   </w:style>
-  <w:style w:type="table" w:styleId="129">
+  <w:style w:type="table" w:styleId="130">
     <w:name w:val="Colorful Grid Accent 1"/>
     <w:basedOn w:val="12"/>
     <w:uiPriority w:val="73"/>
@@ -12375,7 +13233,7 @@
       </w:tcPr>
     </w:tblStylePr>
   </w:style>
-  <w:style w:type="table" w:styleId="130">
+  <w:style w:type="table" w:styleId="131">
     <w:name w:val="Colorful Grid Accent 2"/>
     <w:basedOn w:val="12"/>
     <w:uiPriority w:val="73"/>
@@ -12471,7 +13329,7 @@
       </w:tcPr>
     </w:tblStylePr>
   </w:style>
-  <w:style w:type="table" w:styleId="131">
+  <w:style w:type="table" w:styleId="132">
     <w:name w:val="Colorful Grid Accent 3"/>
     <w:basedOn w:val="12"/>
     <w:uiPriority w:val="73"/>
@@ -12567,7 +13425,7 @@
       </w:tcPr>
     </w:tblStylePr>
   </w:style>
-  <w:style w:type="table" w:styleId="132">
+  <w:style w:type="table" w:styleId="133">
     <w:name w:val="Colorful Grid Accent 4"/>
     <w:basedOn w:val="12"/>
     <w:uiPriority w:val="73"/>
@@ -12663,7 +13521,7 @@
       </w:tcPr>
     </w:tblStylePr>
   </w:style>
-  <w:style w:type="table" w:styleId="133">
+  <w:style w:type="table" w:styleId="134">
     <w:name w:val="Colorful Grid Accent 5"/>
     <w:basedOn w:val="12"/>
     <w:uiPriority w:val="73"/>
@@ -12759,9 +13617,10 @@
       </w:tcPr>
     </w:tblStylePr>
   </w:style>
-  <w:style w:type="table" w:styleId="134">
+  <w:style w:type="table" w:styleId="135">
     <w:name w:val="Colorful Grid Accent 6"/>
     <w:basedOn w:val="12"/>
+    <w:qFormat/>
     <w:uiPriority w:val="73"/>
     <w:pPr>
       <w:spacing w:after="0" w:line="240" w:lineRule="auto"/>
@@ -12855,21 +13714,21 @@
       </w:tcPr>
     </w:tblStylePr>
   </w:style>
-  <w:style w:type="character" w:customStyle="1" w:styleId="135">
+  <w:style w:type="character" w:customStyle="1" w:styleId="136">
     <w:name w:val="Header Char"/>
     <w:basedOn w:val="11"/>
     <w:link w:val="19"/>
     <w:qFormat/>
     <w:uiPriority w:val="99"/>
   </w:style>
-  <w:style w:type="character" w:customStyle="1" w:styleId="136">
+  <w:style w:type="character" w:customStyle="1" w:styleId="137">
     <w:name w:val="Footer Char"/>
     <w:basedOn w:val="11"/>
     <w:link w:val="18"/>
     <w:qFormat/>
     <w:uiPriority w:val="99"/>
   </w:style>
-  <w:style w:type="paragraph" w:styleId="137">
+  <w:style w:type="paragraph" w:styleId="138">
     <w:name w:val="No Spacing"/>
     <w:qFormat/>
     <w:uiPriority w:val="1"/>
@@ -12883,10 +13742,11 @@
       <w:lang w:val="en-US" w:eastAsia="en-US" w:bidi="ar-SA"/>
     </w:rPr>
   </w:style>
-  <w:style w:type="character" w:customStyle="1" w:styleId="138">
+  <w:style w:type="character" w:customStyle="1" w:styleId="139">
     <w:name w:val="Heading 1 Char"/>
     <w:basedOn w:val="11"/>
     <w:link w:val="2"/>
+    <w:qFormat/>
     <w:uiPriority w:val="9"/>
     <w:rPr>
       <w:rFonts w:asciiTheme="majorHAnsi" w:hAnsiTheme="majorHAnsi" w:eastAsiaTheme="majorEastAsia" w:cstheme="majorBidi"/>
@@ -12897,10 +13757,11 @@
       <w:szCs w:val="28"/>
     </w:rPr>
   </w:style>
-  <w:style w:type="character" w:customStyle="1" w:styleId="139">
+  <w:style w:type="character" w:customStyle="1" w:styleId="140">
     <w:name w:val="Heading 2 Char"/>
     <w:basedOn w:val="11"/>
     <w:link w:val="3"/>
+    <w:qFormat/>
     <w:uiPriority w:val="9"/>
     <w:rPr>
       <w:rFonts w:asciiTheme="majorHAnsi" w:hAnsiTheme="majorHAnsi" w:eastAsiaTheme="majorEastAsia" w:cstheme="majorBidi"/>
@@ -12916,7 +13777,7 @@
       </w14:textFill>
     </w:rPr>
   </w:style>
-  <w:style w:type="character" w:customStyle="1" w:styleId="140">
+  <w:style w:type="character" w:customStyle="1" w:styleId="141">
     <w:name w:val="Heading 3 Char"/>
     <w:basedOn w:val="11"/>
     <w:link w:val="4"/>
@@ -12934,10 +13795,10 @@
       </w14:textFill>
     </w:rPr>
   </w:style>
-  <w:style w:type="character" w:customStyle="1" w:styleId="141">
+  <w:style w:type="character" w:customStyle="1" w:styleId="142">
     <w:name w:val="Title Char"/>
     <w:basedOn w:val="11"/>
-    <w:link w:val="36"/>
+    <w:link w:val="37"/>
     <w:qFormat/>
     <w:uiPriority w:val="10"/>
     <w:rPr>
@@ -12949,10 +13810,10 @@
       <w:szCs w:val="52"/>
     </w:rPr>
   </w:style>
-  <w:style w:type="character" w:customStyle="1" w:styleId="142">
+  <w:style w:type="character" w:customStyle="1" w:styleId="143">
     <w:name w:val="Subtitle Char"/>
     <w:basedOn w:val="11"/>
-    <w:link w:val="34"/>
+    <w:link w:val="35"/>
     <w:qFormat/>
     <w:uiPriority w:val="11"/>
     <w:rPr>
@@ -12970,7 +13831,7 @@
       </w14:textFill>
     </w:rPr>
   </w:style>
-  <w:style w:type="paragraph" w:styleId="143">
+  <w:style w:type="paragraph" w:styleId="144">
     <w:name w:val="List Paragraph"/>
     <w:basedOn w:val="1"/>
     <w:qFormat/>
@@ -12980,30 +13841,32 @@
       <w:contextualSpacing/>
     </w:pPr>
   </w:style>
-  <w:style w:type="character" w:customStyle="1" w:styleId="144">
+  <w:style w:type="character" w:customStyle="1" w:styleId="145">
     <w:name w:val="Body Text Char"/>
     <w:basedOn w:val="11"/>
     <w:link w:val="13"/>
+    <w:qFormat/>
     <w:uiPriority w:val="99"/>
   </w:style>
-  <w:style w:type="character" w:customStyle="1" w:styleId="145">
+  <w:style w:type="character" w:customStyle="1" w:styleId="146">
     <w:name w:val="Body Text 2 Char"/>
     <w:basedOn w:val="11"/>
     <w:link w:val="14"/>
     <w:qFormat/>
     <w:uiPriority w:val="99"/>
   </w:style>
-  <w:style w:type="character" w:customStyle="1" w:styleId="146">
+  <w:style w:type="character" w:customStyle="1" w:styleId="147">
     <w:name w:val="Body Text 3 Char"/>
     <w:basedOn w:val="11"/>
     <w:link w:val="15"/>
+    <w:qFormat/>
     <w:uiPriority w:val="99"/>
     <w:rPr>
       <w:sz w:val="16"/>
       <w:szCs w:val="16"/>
     </w:rPr>
   </w:style>
-  <w:style w:type="character" w:customStyle="1" w:styleId="147">
+  <w:style w:type="character" w:customStyle="1" w:styleId="148">
     <w:name w:val="Macro Text Char"/>
     <w:basedOn w:val="11"/>
     <w:link w:val="32"/>
@@ -13015,10 +13878,27 @@
       <w:szCs w:val="20"/>
     </w:rPr>
   </w:style>
-  <w:style w:type="paragraph" w:styleId="148">
+  <w:style w:type="paragraph" w:styleId="149">
     <w:name w:val="Quote"/>
     <w:basedOn w:val="1"/>
     <w:next w:val="1"/>
+    <w:link w:val="150"/>
+    <w:qFormat/>
+    <w:uiPriority w:val="29"/>
+    <w:rPr>
+      <w:i/>
+      <w:iCs/>
+      <w:color w:val="000000" w:themeColor="text1"/>
+      <w14:textFill>
+        <w14:solidFill>
+          <w14:schemeClr w14:val="tx1"/>
+        </w14:solidFill>
+      </w14:textFill>
+    </w:rPr>
+  </w:style>
+  <w:style w:type="character" w:customStyle="1" w:styleId="150">
+    <w:name w:val="Quote Char"/>
+    <w:basedOn w:val="11"/>
     <w:link w:val="149"/>
     <w:qFormat/>
     <w:uiPriority w:val="29"/>
@@ -13033,27 +13913,12 @@
       </w14:textFill>
     </w:rPr>
   </w:style>
-  <w:style w:type="character" w:customStyle="1" w:styleId="149">
-    <w:name w:val="Quote Char"/>
-    <w:basedOn w:val="11"/>
-    <w:link w:val="148"/>
-    <w:uiPriority w:val="29"/>
-    <w:rPr>
-      <w:i/>
-      <w:iCs/>
-      <w:color w:val="000000" w:themeColor="text1"/>
-      <w14:textFill>
-        <w14:solidFill>
-          <w14:schemeClr w14:val="tx1"/>
-        </w14:solidFill>
-      </w14:textFill>
-    </w:rPr>
-  </w:style>
-  <w:style w:type="character" w:customStyle="1" w:styleId="150">
+  <w:style w:type="character" w:customStyle="1" w:styleId="151">
     <w:name w:val="Heading 4 Char"/>
     <w:basedOn w:val="11"/>
     <w:link w:val="5"/>
     <w:semiHidden/>
+    <w:qFormat/>
     <w:uiPriority w:val="9"/>
     <w:rPr>
       <w:rFonts w:asciiTheme="majorHAnsi" w:hAnsiTheme="majorHAnsi" w:eastAsiaTheme="majorEastAsia" w:cstheme="majorBidi"/>
@@ -13069,22 +13934,24 @@
       </w14:textFill>
     </w:rPr>
   </w:style>
-  <w:style w:type="character" w:customStyle="1" w:styleId="151">
+  <w:style w:type="character" w:customStyle="1" w:styleId="152">
     <w:name w:val="Heading 5 Char"/>
     <w:basedOn w:val="11"/>
     <w:link w:val="6"/>
     <w:semiHidden/>
+    <w:qFormat/>
     <w:uiPriority w:val="9"/>
     <w:rPr>
       <w:rFonts w:asciiTheme="majorHAnsi" w:hAnsiTheme="majorHAnsi" w:eastAsiaTheme="majorEastAsia" w:cstheme="majorBidi"/>
       <w:color w:val="254061" w:themeColor="accent1" w:themeShade="80"/>
     </w:rPr>
   </w:style>
-  <w:style w:type="character" w:customStyle="1" w:styleId="152">
+  <w:style w:type="character" w:customStyle="1" w:styleId="153">
     <w:name w:val="Heading 6 Char"/>
     <w:basedOn w:val="11"/>
     <w:link w:val="7"/>
     <w:semiHidden/>
+    <w:qFormat/>
     <w:uiPriority w:val="9"/>
     <w:rPr>
       <w:rFonts w:asciiTheme="majorHAnsi" w:hAnsiTheme="majorHAnsi" w:eastAsiaTheme="majorEastAsia" w:cstheme="majorBidi"/>
@@ -13093,11 +13960,12 @@
       <w:color w:val="254061" w:themeColor="accent1" w:themeShade="80"/>
     </w:rPr>
   </w:style>
-  <w:style w:type="character" w:customStyle="1" w:styleId="153">
+  <w:style w:type="character" w:customStyle="1" w:styleId="154">
     <w:name w:val="Heading 7 Char"/>
     <w:basedOn w:val="11"/>
     <w:link w:val="8"/>
     <w:semiHidden/>
+    <w:qFormat/>
     <w:uiPriority w:val="9"/>
     <w:rPr>
       <w:rFonts w:asciiTheme="majorHAnsi" w:hAnsiTheme="majorHAnsi" w:eastAsiaTheme="majorEastAsia" w:cstheme="majorBidi"/>
@@ -13114,11 +13982,12 @@
       </w14:textFill>
     </w:rPr>
   </w:style>
-  <w:style w:type="character" w:customStyle="1" w:styleId="154">
+  <w:style w:type="character" w:customStyle="1" w:styleId="155">
     <w:name w:val="Heading 8 Char"/>
     <w:basedOn w:val="11"/>
     <w:link w:val="9"/>
     <w:semiHidden/>
+    <w:qFormat/>
     <w:uiPriority w:val="9"/>
     <w:rPr>
       <w:rFonts w:asciiTheme="majorHAnsi" w:hAnsiTheme="majorHAnsi" w:eastAsiaTheme="majorEastAsia" w:cstheme="majorBidi"/>
@@ -13132,11 +14001,12 @@
       </w14:textFill>
     </w:rPr>
   </w:style>
-  <w:style w:type="character" w:customStyle="1" w:styleId="155">
+  <w:style w:type="character" w:customStyle="1" w:styleId="156">
     <w:name w:val="Heading 9 Char"/>
     <w:basedOn w:val="11"/>
     <w:link w:val="10"/>
     <w:semiHidden/>
+    <w:qFormat/>
     <w:uiPriority w:val="9"/>
     <w:rPr>
       <w:rFonts w:asciiTheme="majorHAnsi" w:hAnsiTheme="majorHAnsi" w:eastAsiaTheme="majorEastAsia" w:cstheme="majorBidi"/>
@@ -13155,11 +14025,11 @@
       </w14:textFill>
     </w:rPr>
   </w:style>
-  <w:style w:type="paragraph" w:styleId="156">
+  <w:style w:type="paragraph" w:styleId="157">
     <w:name w:val="Intense Quote"/>
     <w:basedOn w:val="1"/>
     <w:next w:val="1"/>
-    <w:link w:val="157"/>
+    <w:link w:val="158"/>
     <w:qFormat/>
     <w:uiPriority w:val="30"/>
     <w:pPr>
@@ -13182,10 +14052,11 @@
       </w14:textFill>
     </w:rPr>
   </w:style>
-  <w:style w:type="character" w:customStyle="1" w:styleId="157">
+  <w:style w:type="character" w:customStyle="1" w:styleId="158">
     <w:name w:val="Intense Quote Char"/>
     <w:basedOn w:val="11"/>
-    <w:link w:val="156"/>
+    <w:link w:val="157"/>
+    <w:qFormat/>
     <w:uiPriority w:val="30"/>
     <w:rPr>
       <w:b/>
@@ -13200,7 +14071,7 @@
       </w14:textFill>
     </w:rPr>
   </w:style>
-  <w:style w:type="character" w:customStyle="1" w:styleId="158">
+  <w:style w:type="character" w:customStyle="1" w:styleId="159">
     <w:name w:val="Subtle Emphasis"/>
     <w:basedOn w:val="11"/>
     <w:qFormat/>
@@ -13219,7 +14090,7 @@
       </w14:textFill>
     </w:rPr>
   </w:style>
-  <w:style w:type="character" w:customStyle="1" w:styleId="159">
+  <w:style w:type="character" w:customStyle="1" w:styleId="160">
     <w:name w:val="Intense Emphasis"/>
     <w:basedOn w:val="11"/>
     <w:qFormat/>
@@ -13237,7 +14108,7 @@
       </w14:textFill>
     </w:rPr>
   </w:style>
-  <w:style w:type="character" w:customStyle="1" w:styleId="160">
+  <w:style w:type="character" w:customStyle="1" w:styleId="161">
     <w:name w:val="Subtle Reference"/>
     <w:basedOn w:val="11"/>
     <w:qFormat/>
@@ -13253,7 +14124,7 @@
       </w14:textFill>
     </w:rPr>
   </w:style>
-  <w:style w:type="character" w:customStyle="1" w:styleId="161">
+  <w:style w:type="character" w:customStyle="1" w:styleId="162">
     <w:name w:val="Intense Reference"/>
     <w:basedOn w:val="11"/>
     <w:qFormat/>
@@ -13272,7 +14143,7 @@
       </w14:textFill>
     </w:rPr>
   </w:style>
-  <w:style w:type="character" w:customStyle="1" w:styleId="162">
+  <w:style w:type="character" w:customStyle="1" w:styleId="163">
     <w:name w:val="Book Title"/>
     <w:basedOn w:val="11"/>
     <w:qFormat/>
@@ -13284,7 +14155,7 @@
       <w:spacing w:val="5"/>
     </w:rPr>
   </w:style>
-  <w:style w:type="paragraph" w:customStyle="1" w:styleId="163">
+  <w:style w:type="paragraph" w:customStyle="1" w:styleId="164">
     <w:name w:val="TOC Heading"/>
     <w:basedOn w:val="2"/>
     <w:next w:val="1"/>

--- a/docs/Module2_Agile.docx
+++ b/docs/Module2_Agile.docx
@@ -171,7 +171,10 @@
         <w:t>• Small Incremental Releases: Keeps development focused and controlled.</w:t>
       </w:r>
     </w:p>
-    <w:p/>
+    <w:p>
+      <w:bookmarkStart w:id="0" w:name="_GoBack"/>
+      <w:bookmarkEnd w:id="0"/>
+    </w:p>
     <w:p>
       <w:pPr>
         <w:pStyle w:val="3"/>
@@ -203,7 +206,14 @@
         <w:t>• Reliability &amp; Data Integrity: Accurate tracking with no data loss.</w:t>
       </w:r>
     </w:p>
-    <w:p/>
+    <w:p>
+      <w:pPr>
+        <w:rPr>
+          <w:sz w:val="24"/>
+          <w:szCs w:val="24"/>
+        </w:rPr>
+      </w:pPr>
+    </w:p>
     <w:p>
       <w:pPr>
         <w:pStyle w:val="4"/>
@@ -835,11 +845,17 @@
         <w:keepLines w:val="0"/>
         <w:widowControl/>
         <w:suppressLineNumbers w:val="0"/>
+        <w:rPr>
+          <w:sz w:val="24"/>
+          <w:szCs w:val="24"/>
+        </w:rPr>
       </w:pPr>
       <w:r>
         <w:rPr>
           <w:b/>
           <w:bCs/>
+          <w:sz w:val="24"/>
+          <w:szCs w:val="24"/>
         </w:rPr>
         <w:t>6. Handling Hidden Complexity</w:t>
       </w:r>
@@ -1105,18 +1121,7 @@
           <w:sz w:val="22"/>
           <w:szCs w:val="22"/>
         </w:rPr>
-        <w:t xml:space="preserve">Real </w:t>
-      </w:r>
-      <w:bookmarkStart w:id="0" w:name="_GoBack"/>
-      <w:bookmarkEnd w:id="0"/>
-      <w:r>
-        <w:rPr>
-          <w:b/>
-          <w:bCs/>
-          <w:sz w:val="22"/>
-          <w:szCs w:val="22"/>
-        </w:rPr>
-        <w:t>Velocity</w:t>
+        <w:t>Real Velocity</w:t>
       </w:r>
       <w:r>
         <w:rPr>
@@ -1431,11 +1436,11 @@
     <w:lsdException w:uiPriority="99" w:name="table of authorities"/>
     <w:lsdException w:qFormat="1" w:uiPriority="99" w:semiHidden="0" w:name="macro"/>
     <w:lsdException w:uiPriority="99" w:name="toa heading"/>
-    <w:lsdException w:uiPriority="99" w:semiHidden="0" w:name="List"/>
-    <w:lsdException w:uiPriority="99" w:semiHidden="0" w:name="List Bullet"/>
-    <w:lsdException w:uiPriority="99" w:semiHidden="0" w:name="List Number"/>
-    <w:lsdException w:uiPriority="99" w:semiHidden="0" w:name="List 2"/>
-    <w:lsdException w:uiPriority="99" w:semiHidden="0" w:name="List 3"/>
+    <w:lsdException w:qFormat="1" w:uiPriority="99" w:semiHidden="0" w:name="List"/>
+    <w:lsdException w:qFormat="1" w:uiPriority="99" w:semiHidden="0" w:name="List Bullet"/>
+    <w:lsdException w:qFormat="1" w:uiPriority="99" w:semiHidden="0" w:name="List Number"/>
+    <w:lsdException w:qFormat="1" w:uiPriority="99" w:semiHidden="0" w:name="List 2"/>
+    <w:lsdException w:qFormat="1" w:uiPriority="99" w:semiHidden="0" w:name="List 3"/>
     <w:lsdException w:uiPriority="99" w:name="List 4"/>
     <w:lsdException w:uiPriority="99" w:name="List 5"/>
     <w:lsdException w:qFormat="1" w:uiPriority="99" w:semiHidden="0" w:name="List Bullet 2"/>
@@ -1443,7 +1448,7 @@
     <w:lsdException w:uiPriority="99" w:name="List Bullet 4"/>
     <w:lsdException w:uiPriority="99" w:name="List Bullet 5"/>
     <w:lsdException w:qFormat="1" w:uiPriority="99" w:semiHidden="0" w:name="List Number 2"/>
-    <w:lsdException w:uiPriority="99" w:semiHidden="0" w:name="List Number 3"/>
+    <w:lsdException w:qFormat="1" w:uiPriority="99" w:semiHidden="0" w:name="List Number 3"/>
     <w:lsdException w:uiPriority="99" w:name="List Number 4"/>
     <w:lsdException w:uiPriority="99" w:name="List Number 5"/>
     <w:lsdException w:qFormat="1" w:unhideWhenUsed="0" w:uiPriority="10" w:semiHidden="0" w:name="Title"/>
@@ -1453,7 +1458,7 @@
     <w:lsdException w:qFormat="1" w:uiPriority="99" w:semiHidden="0" w:name="Body Text"/>
     <w:lsdException w:uiPriority="99" w:name="Body Text Indent"/>
     <w:lsdException w:qFormat="1" w:uiPriority="99" w:semiHidden="0" w:name="List Continue"/>
-    <w:lsdException w:uiPriority="99" w:semiHidden="0" w:name="List Continue 2"/>
+    <w:lsdException w:qFormat="1" w:uiPriority="99" w:semiHidden="0" w:name="List Continue 2"/>
     <w:lsdException w:qFormat="1" w:uiPriority="99" w:semiHidden="0" w:name="List Continue 3"/>
     <w:lsdException w:uiPriority="99" w:name="List Continue 4"/>
     <w:lsdException w:uiPriority="99" w:name="List Continue 5"/>
@@ -1476,7 +1481,7 @@
     <w:lsdException w:uiPriority="99" w:name="Document Map"/>
     <w:lsdException w:uiPriority="99" w:name="Plain Text"/>
     <w:lsdException w:uiPriority="99" w:name="E-mail Signature"/>
-    <w:lsdException w:uiPriority="99" w:name="Normal (Web)"/>
+    <w:lsdException w:qFormat="1" w:uiPriority="99" w:name="Normal (Web)"/>
     <w:lsdException w:uiPriority="99" w:name="HTML Acronym"/>
     <w:lsdException w:uiPriority="99" w:name="HTML Address"/>
     <w:lsdException w:uiPriority="99" w:name="HTML Cite"/>
@@ -1532,7 +1537,7 @@
     <w:lsdException w:uiPriority="99" w:name="Table Web 2"/>
     <w:lsdException w:uiPriority="99" w:name="Table Web 3"/>
     <w:lsdException w:uiPriority="99" w:name="Balloon Text"/>
-    <w:lsdException w:unhideWhenUsed="0" w:uiPriority="59" w:semiHidden="0" w:name="Table Grid"/>
+    <w:lsdException w:qFormat="1" w:unhideWhenUsed="0" w:uiPriority="59" w:semiHidden="0" w:name="Table Grid"/>
     <w:lsdException w:uiPriority="99" w:name="Table Theme"/>
     <w:lsdException w:qFormat="1" w:unhideWhenUsed="0" w:uiPriority="1" w:semiHidden="0" w:name="No Spacing"/>
     <w:lsdException w:qFormat="1" w:unhideWhenUsed="0" w:uiPriority="60" w:semiHidden="0" w:name="Light Shading"/>
@@ -1549,7 +1554,7 @@
     <w:lsdException w:unhideWhenUsed="0" w:uiPriority="71" w:semiHidden="0" w:name="Colorful Shading"/>
     <w:lsdException w:unhideWhenUsed="0" w:uiPriority="72" w:semiHidden="0" w:name="Colorful List"/>
     <w:lsdException w:unhideWhenUsed="0" w:uiPriority="73" w:semiHidden="0" w:name="Colorful Grid"/>
-    <w:lsdException w:unhideWhenUsed="0" w:uiPriority="60" w:semiHidden="0" w:name="Light Shading Accent 1"/>
+    <w:lsdException w:qFormat="1" w:unhideWhenUsed="0" w:uiPriority="60" w:semiHidden="0" w:name="Light Shading Accent 1"/>
     <w:lsdException w:qFormat="1" w:unhideWhenUsed="0" w:uiPriority="61" w:semiHidden="0" w:name="Light List Accent 1"/>
     <w:lsdException w:unhideWhenUsed="0" w:uiPriority="62" w:semiHidden="0" w:name="Light Grid Accent 1"/>
     <w:lsdException w:qFormat="1" w:unhideWhenUsed="0" w:uiPriority="63" w:semiHidden="0" w:name="Medium Shading 1 Accent 1"/>
@@ -2014,6 +2019,7 @@
     <w:name w:val="List"/>
     <w:basedOn w:val="1"/>
     <w:unhideWhenUsed/>
+    <w:qFormat/>
     <w:uiPriority w:val="99"/>
     <w:pPr>
       <w:ind w:left="360" w:hanging="360"/>
@@ -2024,6 +2030,7 @@
     <w:name w:val="List 2"/>
     <w:basedOn w:val="1"/>
     <w:unhideWhenUsed/>
+    <w:qFormat/>
     <w:uiPriority w:val="99"/>
     <w:pPr>
       <w:ind w:left="720" w:hanging="360"/>
@@ -2034,6 +2041,7 @@
     <w:name w:val="List 3"/>
     <w:basedOn w:val="1"/>
     <w:unhideWhenUsed/>
+    <w:qFormat/>
     <w:uiPriority w:val="99"/>
     <w:pPr>
       <w:ind w:left="1080" w:hanging="360"/>
@@ -2044,6 +2052,7 @@
     <w:name w:val="List Bullet"/>
     <w:basedOn w:val="1"/>
     <w:unhideWhenUsed/>
+    <w:qFormat/>
     <w:uiPriority w:val="99"/>
     <w:pPr>
       <w:numPr>
@@ -2097,6 +2106,7 @@
     <w:name w:val="List Continue 2"/>
     <w:basedOn w:val="1"/>
     <w:unhideWhenUsed/>
+    <w:qFormat/>
     <w:uiPriority w:val="99"/>
     <w:pPr>
       <w:spacing w:after="120"/>
@@ -2120,6 +2130,7 @@
     <w:name w:val="List Number"/>
     <w:basedOn w:val="1"/>
     <w:unhideWhenUsed/>
+    <w:qFormat/>
     <w:uiPriority w:val="99"/>
     <w:pPr>
       <w:numPr>
@@ -2147,6 +2158,7 @@
     <w:name w:val="List Number 3"/>
     <w:basedOn w:val="1"/>
     <w:unhideWhenUsed/>
+    <w:qFormat/>
     <w:uiPriority w:val="99"/>
     <w:pPr>
       <w:numPr>
@@ -2185,6 +2197,7 @@
     <w:name w:val="Normal (Web)"/>
     <w:semiHidden/>
     <w:unhideWhenUsed/>
+    <w:qFormat/>
     <w:uiPriority w:val="99"/>
     <w:pPr>
       <w:spacing w:before="0" w:beforeAutospacing="1" w:after="0" w:afterAutospacing="1"/>
@@ -2192,6 +2205,7 @@
       <w:jc w:val="left"/>
     </w:pPr>
     <w:rPr>
+      <w:rFonts w:ascii="Times New Roman" w:hAnsi="Times New Roman" w:eastAsia="SimSun" w:cs="Times New Roman"/>
       <w:kern w:val="0"/>
       <w:sz w:val="24"/>
       <w:szCs w:val="24"/>
@@ -2233,6 +2247,7 @@
   <w:style w:type="table" w:styleId="36">
     <w:name w:val="Table Grid"/>
     <w:basedOn w:val="12"/>
+    <w:qFormat/>
     <w:uiPriority w:val="59"/>
     <w:pPr>
       <w:spacing w:after="0" w:line="240" w:lineRule="auto"/>
@@ -2380,6 +2395,7 @@
   <w:style w:type="table" w:styleId="39">
     <w:name w:val="Light Shading Accent 1"/>
     <w:basedOn w:val="12"/>
+    <w:qFormat/>
     <w:uiPriority w:val="60"/>
     <w:pPr>
       <w:spacing w:after="0" w:line="240" w:lineRule="auto"/>
